--- a/docs/temporario.docx
+++ b/docs/temporario.docx
@@ -2,22 +2,384 @@
 <file path=word/document.xml><?xml version="1.0" encoding="utf-8"?>
 <w:document xmlns:w="http://schemas.openxmlformats.org/wordprocessingml/2006/main" xmlns:m="http://schemas.openxmlformats.org/officeDocument/2006/math" xmlns:r="http://schemas.openxmlformats.org/officeDocument/2006/relationships" xmlns:o="urn:schemas-microsoft-com:office:office" xmlns:v="urn:schemas-microsoft-com:vml" xmlns:w10="urn:schemas-microsoft-com:office:word" xmlns:a="http://schemas.openxmlformats.org/drawingml/2006/main" xmlns:pic="http://schemas.openxmlformats.org/drawingml/2006/picture" xmlns:wp="http://schemas.openxmlformats.org/drawingml/2006/wordprocessingDrawing">
   <w:body>
-    <w:bookmarkStart w:id="32" w:name="exercícios-de-tipos-de-variáveis"/>
+    <w:bookmarkStart w:id="36" w:name="tipos-de-variáveis"/>
+    <w:p>
+      <w:pPr>
+        <w:pStyle w:val="Heading1"/>
+      </w:pPr>
+      <w:r>
+        <w:t xml:space="preserve">Tipos de Variáveis</w:t>
+      </w:r>
+    </w:p>
+    <w:p>
+      <w:pPr>
+        <w:pStyle w:val="FirstParagraph"/>
+      </w:pPr>
+      <w:r>
+        <w:t xml:space="preserve">Em programação, variáveis são espaços na memória utilizados para armazenar dados que serão manipulados por um programa.</w:t>
+      </w:r>
+    </w:p>
+    <w:p>
+      <w:pPr>
+        <w:pStyle w:val="BodyText"/>
+      </w:pPr>
+      <w:r>
+        <w:t xml:space="preserve">No Python, não é necessário declarar explicitamente o tipo da variável. O tipo é determinado automaticamente pelo valor atribuído.</w:t>
+      </w:r>
+    </w:p>
+    <w:p>
+      <w:pPr>
+        <w:pStyle w:val="SourceCode"/>
+      </w:pPr>
+      <w:r>
+        <w:rPr>
+          <w:rStyle w:val="NormalTok"/>
+        </w:rPr>
+        <w:t xml:space="preserve">nome </w:t>
+      </w:r>
+      <w:r>
+        <w:rPr>
+          <w:rStyle w:val="OperatorTok"/>
+        </w:rPr>
+        <w:t xml:space="preserve">=</w:t>
+      </w:r>
+      <w:r>
+        <w:rPr>
+          <w:rStyle w:val="NormalTok"/>
+        </w:rPr>
+        <w:t xml:space="preserve"> </w:t>
+      </w:r>
+      <w:r>
+        <w:rPr>
+          <w:rStyle w:val="StringTok"/>
+        </w:rPr>
+        <w:t xml:space="preserve">"Maria"</w:t>
+      </w:r>
+      <w:r>
+        <w:br/>
+      </w:r>
+      <w:r>
+        <w:rPr>
+          <w:rStyle w:val="NormalTok"/>
+        </w:rPr>
+        <w:t xml:space="preserve">idade </w:t>
+      </w:r>
+      <w:r>
+        <w:rPr>
+          <w:rStyle w:val="OperatorTok"/>
+        </w:rPr>
+        <w:t xml:space="preserve">=</w:t>
+      </w:r>
+      <w:r>
+        <w:rPr>
+          <w:rStyle w:val="NormalTok"/>
+        </w:rPr>
+        <w:t xml:space="preserve"> </w:t>
+      </w:r>
+      <w:r>
+        <w:rPr>
+          <w:rStyle w:val="DecValTok"/>
+        </w:rPr>
+        <w:t xml:space="preserve">25</w:t>
+      </w:r>
+      <w:r>
+        <w:br/>
+      </w:r>
+      <w:r>
+        <w:rPr>
+          <w:rStyle w:val="NormalTok"/>
+        </w:rPr>
+        <w:t xml:space="preserve">altura </w:t>
+      </w:r>
+      <w:r>
+        <w:rPr>
+          <w:rStyle w:val="OperatorTok"/>
+        </w:rPr>
+        <w:t xml:space="preserve">=</w:t>
+      </w:r>
+      <w:r>
+        <w:rPr>
+          <w:rStyle w:val="NormalTok"/>
+        </w:rPr>
+        <w:t xml:space="preserve"> </w:t>
+      </w:r>
+      <w:r>
+        <w:rPr>
+          <w:rStyle w:val="FloatTok"/>
+        </w:rPr>
+        <w:t xml:space="preserve">1.70</w:t>
+      </w:r>
+    </w:p>
+    <w:p>
+      <w:pPr>
+        <w:pStyle w:val="FirstParagraph"/>
+      </w:pPr>
+      <w:r>
+        <w:t xml:space="preserve">Neste exemplo, podemos verificar:</w:t>
+      </w:r>
+    </w:p>
+    <w:tbl>
+      <w:tblPr>
+        <w:tblStyle w:val="Table"/>
+        <w:tblW w:type="auto" w:w="0"/>
+        <w:tblLook w:firstRow="1" w:lastRow="0" w:firstColumn="0" w:lastColumn="0" w:noHBand="0" w:noVBand="0" w:val="0020"/>
+      </w:tblPr>
+      <w:tblGrid>
+        <w:gridCol w:w="2640"/>
+        <w:gridCol w:w="2640"/>
+        <w:gridCol w:w="2640"/>
+      </w:tblGrid>
+      <w:tr>
+        <w:trPr>
+          <w:tblHeader w:val="on"/>
+        </w:trPr>
+        <w:tc>
+          <w:tcPr/>
+          <w:p>
+            <w:pPr>
+              <w:pStyle w:val="Compact"/>
+            </w:pPr>
+            <w:r>
+              <w:t xml:space="preserve">Variável</w:t>
+            </w:r>
+          </w:p>
+        </w:tc>
+        <w:tc>
+          <w:tcPr/>
+          <w:p>
+            <w:pPr>
+              <w:pStyle w:val="Compact"/>
+            </w:pPr>
+            <w:r>
+              <w:t xml:space="preserve">Valor</w:t>
+            </w:r>
+          </w:p>
+        </w:tc>
+        <w:tc>
+          <w:tcPr/>
+          <w:p>
+            <w:pPr>
+              <w:pStyle w:val="Compact"/>
+            </w:pPr>
+            <w:r>
+              <w:t xml:space="preserve">Tipo</w:t>
+            </w:r>
+          </w:p>
+        </w:tc>
+      </w:tr>
+      <w:tr>
+        <w:tc>
+          <w:tcPr/>
+          <w:p>
+            <w:pPr>
+              <w:pStyle w:val="Compact"/>
+            </w:pPr>
+            <w:r>
+              <w:t xml:space="preserve">nome</w:t>
+            </w:r>
+          </w:p>
+        </w:tc>
+        <w:tc>
+          <w:tcPr/>
+          <w:p>
+            <w:pPr>
+              <w:pStyle w:val="Compact"/>
+            </w:pPr>
+            <w:r>
+              <w:t xml:space="preserve">“Maria”</w:t>
+            </w:r>
+          </w:p>
+        </w:tc>
+        <w:tc>
+          <w:tcPr/>
+          <w:p>
+            <w:pPr>
+              <w:pStyle w:val="Compact"/>
+            </w:pPr>
+            <w:r>
+              <w:t xml:space="preserve">string</w:t>
+            </w:r>
+          </w:p>
+        </w:tc>
+      </w:tr>
+      <w:tr>
+        <w:tc>
+          <w:tcPr/>
+          <w:p>
+            <w:pPr>
+              <w:pStyle w:val="Compact"/>
+            </w:pPr>
+            <w:r>
+              <w:t xml:space="preserve">idade</w:t>
+            </w:r>
+          </w:p>
+        </w:tc>
+        <w:tc>
+          <w:tcPr/>
+          <w:p>
+            <w:pPr>
+              <w:pStyle w:val="Compact"/>
+            </w:pPr>
+            <w:r>
+              <w:t xml:space="preserve">25</w:t>
+            </w:r>
+          </w:p>
+        </w:tc>
+        <w:tc>
+          <w:tcPr/>
+          <w:p>
+            <w:pPr>
+              <w:pStyle w:val="Compact"/>
+            </w:pPr>
+            <w:r>
+              <w:t xml:space="preserve">inteiro (int)</w:t>
+            </w:r>
+          </w:p>
+        </w:tc>
+      </w:tr>
+      <w:tr>
+        <w:tc>
+          <w:tcPr/>
+          <w:p>
+            <w:pPr>
+              <w:pStyle w:val="Compact"/>
+            </w:pPr>
+            <w:r>
+              <w:t xml:space="preserve">altura</w:t>
+            </w:r>
+          </w:p>
+        </w:tc>
+        <w:tc>
+          <w:tcPr/>
+          <w:p>
+            <w:pPr>
+              <w:pStyle w:val="Compact"/>
+            </w:pPr>
+            <w:r>
+              <w:t xml:space="preserve">1.70</w:t>
+            </w:r>
+          </w:p>
+        </w:tc>
+        <w:tc>
+          <w:tcPr/>
+          <w:p>
+            <w:pPr>
+              <w:pStyle w:val="Compact"/>
+            </w:pPr>
+            <w:r>
+              <w:t xml:space="preserve">ponto flutuante (float)</w:t>
+            </w:r>
+          </w:p>
+        </w:tc>
+      </w:tr>
+    </w:tbl>
+    <w:p>
+      <w:pPr>
+        <w:pStyle w:val="BodyText"/>
+      </w:pPr>
+      <w:r>
+        <w:t xml:space="preserve">Podemos verificar o tipo usando:</w:t>
+      </w:r>
+    </w:p>
+    <w:p>
+      <w:pPr>
+        <w:pStyle w:val="SourceCode"/>
+      </w:pPr>
+      <w:r>
+        <w:rPr>
+          <w:rStyle w:val="BuiltInTok"/>
+        </w:rPr>
+        <w:t xml:space="preserve">print</w:t>
+      </w:r>
+      <w:r>
+        <w:rPr>
+          <w:rStyle w:val="NormalTok"/>
+        </w:rPr>
+        <w:t xml:space="preserve">(</w:t>
+      </w:r>
+      <w:r>
+        <w:rPr>
+          <w:rStyle w:val="BuiltInTok"/>
+        </w:rPr>
+        <w:t xml:space="preserve">type</w:t>
+      </w:r>
+      <w:r>
+        <w:rPr>
+          <w:rStyle w:val="NormalTok"/>
+        </w:rPr>
+        <w:t xml:space="preserve">(nome))</w:t>
+      </w:r>
+      <w:r>
+        <w:br/>
+      </w:r>
+      <w:r>
+        <w:rPr>
+          <w:rStyle w:val="BuiltInTok"/>
+        </w:rPr>
+        <w:t xml:space="preserve">print</w:t>
+      </w:r>
+      <w:r>
+        <w:rPr>
+          <w:rStyle w:val="NormalTok"/>
+        </w:rPr>
+        <w:t xml:space="preserve">(</w:t>
+      </w:r>
+      <w:r>
+        <w:rPr>
+          <w:rStyle w:val="BuiltInTok"/>
+        </w:rPr>
+        <w:t xml:space="preserve">type</w:t>
+      </w:r>
+      <w:r>
+        <w:rPr>
+          <w:rStyle w:val="NormalTok"/>
+        </w:rPr>
+        <w:t xml:space="preserve">(idade))</w:t>
+      </w:r>
+      <w:r>
+        <w:br/>
+      </w:r>
+      <w:r>
+        <w:rPr>
+          <w:rStyle w:val="BuiltInTok"/>
+        </w:rPr>
+        <w:t xml:space="preserve">print</w:t>
+      </w:r>
+      <w:r>
+        <w:rPr>
+          <w:rStyle w:val="NormalTok"/>
+        </w:rPr>
+        <w:t xml:space="preserve">(</w:t>
+      </w:r>
+      <w:r>
+        <w:rPr>
+          <w:rStyle w:val="BuiltInTok"/>
+        </w:rPr>
+        <w:t xml:space="preserve">type</w:t>
+      </w:r>
+      <w:r>
+        <w:rPr>
+          <w:rStyle w:val="NormalTok"/>
+        </w:rPr>
+        <w:t xml:space="preserve">(altura))</w:t>
+      </w:r>
+    </w:p>
+    <w:bookmarkStart w:id="24" w:name="Xd072df4c101651d7762ea7a2590eb6036dc818a"/>
     <w:p>
       <w:pPr>
         <w:pStyle w:val="Heading2"/>
       </w:pPr>
       <w:r>
-        <w:t xml:space="preserve">Exercícios de Tipos de Variáveis</w:t>
-      </w:r>
-    </w:p>
-    <w:bookmarkStart w:id="23" w:name="exemplos"/>
+        <w:t xml:space="preserve">Python - Linguagem fortemente tipada x linguagem fracamente tipada</w:t>
+      </w:r>
+    </w:p>
+    <w:bookmarkStart w:id="20" w:name="linguagens-fortemente-tipadas"/>
     <w:p>
       <w:pPr>
         <w:pStyle w:val="Heading3"/>
       </w:pPr>
       <w:r>
-        <w:t xml:space="preserve">Exemplos:</w:t>
+        <w:t xml:space="preserve">Linguagens Fortemente Tipadas</w:t>
       </w:r>
     </w:p>
     <w:p>
@@ -25,16 +387,75 @@
         <w:pStyle w:val="FirstParagraph"/>
       </w:pPr>
       <w:r>
-        <w:t xml:space="preserve">Operadores Aritméticos + Type Casting</w:t>
-      </w:r>
-    </w:p>
-    <w:bookmarkStart w:id="20" w:name="X95582455e8ec1ff2aae767a871a6be560977adc"/>
-    <w:p>
-      <w:pPr>
-        <w:pStyle w:val="Heading4"/>
-      </w:pPr>
-      <w:r>
-        <w:t xml:space="preserve">Exemplo 1) Leia dois números digitados pelo usuário (como texto), converta-os para inteiro e mostre:</w:t>
+        <w:t xml:space="preserve">Python é uma linguagem</w:t>
+      </w:r>
+      <w:r>
+        <w:t xml:space="preserve"> </w:t>
+      </w:r>
+      <w:r>
+        <w:rPr>
+          <w:b/>
+          <w:bCs/>
+        </w:rPr>
+        <w:t xml:space="preserve">FORTEMENTE TIPADA:</w:t>
+      </w:r>
+    </w:p>
+    <w:p>
+      <w:pPr>
+        <w:pStyle w:val="BodyText"/>
+      </w:pPr>
+      <w:r>
+        <w:t xml:space="preserve">Uma linguagem é</w:t>
+      </w:r>
+      <w:r>
+        <w:t xml:space="preserve"> </w:t>
+      </w:r>
+      <w:r>
+        <w:rPr>
+          <w:b/>
+          <w:bCs/>
+        </w:rPr>
+        <w:t xml:space="preserve">fortemente tipada</w:t>
+      </w:r>
+      <w:r>
+        <w:t xml:space="preserve"> </w:t>
+      </w:r>
+      <w:r>
+        <w:t xml:space="preserve">quando:</w:t>
+      </w:r>
+    </w:p>
+    <w:p>
+      <w:pPr>
+        <w:pStyle w:val="BodyText"/>
+      </w:pPr>
+      <w:r>
+        <w:t xml:space="preserve">Ela</w:t>
+      </w:r>
+      <w:r>
+        <w:t xml:space="preserve"> </w:t>
+      </w:r>
+      <w:r>
+        <w:rPr>
+          <w:b/>
+          <w:bCs/>
+        </w:rPr>
+        <w:t xml:space="preserve">não permite misturar tipos diferentes sem conversão explícita</w:t>
+      </w:r>
+      <w:r>
+        <w:br/>
+      </w:r>
+      <w:r>
+        <w:t xml:space="preserve">Obriga o programador a ser claro sobre os tipos</w:t>
+      </w:r>
+    </w:p>
+    <w:bookmarkEnd w:id="20"/>
+    <w:bookmarkStart w:id="21" w:name="características"/>
+    <w:p>
+      <w:pPr>
+        <w:pStyle w:val="Heading3"/>
+      </w:pPr>
+      <w:r>
+        <w:t xml:space="preserve">Características</w:t>
       </w:r>
     </w:p>
     <w:p>
@@ -45,7 +466,13 @@
         </w:numPr>
       </w:pPr>
       <w:r>
-        <w:t xml:space="preserve">Soma</w:t>
+        <w:t xml:space="preserve">Não faz conversões automáticas</w:t>
+      </w:r>
+      <w:r>
+        <w:t xml:space="preserve"> </w:t>
+      </w:r>
+      <w:r>
+        <w:t xml:space="preserve">“perigosas”</w:t>
       </w:r>
     </w:p>
     <w:p>
@@ -56,7 +483,7 @@
         </w:numPr>
       </w:pPr>
       <w:r>
-        <w:t xml:space="preserve">Multiplicação</w:t>
+        <w:t xml:space="preserve">Erros aparecem mais cedo (mais segurança)</w:t>
       </w:r>
     </w:p>
     <w:p>
@@ -67,7 +494,23 @@
         </w:numPr>
       </w:pPr>
       <w:r>
-        <w:t xml:space="preserve">Divisão</w:t>
+        <w:t xml:space="preserve">Código mais previsível</w:t>
+      </w:r>
+    </w:p>
+    <w:p>
+      <w:pPr>
+        <w:pStyle w:val="FirstParagraph"/>
+      </w:pPr>
+      <w:r>
+        <w:t xml:space="preserve">Exemplo em python:</w:t>
+      </w:r>
+    </w:p>
+    <w:p>
+      <w:pPr>
+        <w:pStyle w:val="BodyText"/>
+      </w:pPr>
+      <w:r>
+        <w:t xml:space="preserve">Tentativa de misturar 2 variáveis de duas naturezas diferentes (inteiro e texto):</w:t>
       </w:r>
     </w:p>
     <w:p>
@@ -75,13 +518,10 @@
         <w:pStyle w:val="SourceCode"/>
       </w:pPr>
       <w:r>
-        <w:br/>
-      </w:r>
-      <w:r>
-        <w:rPr>
-          <w:rStyle w:val="NormalTok"/>
-        </w:rPr>
-        <w:t xml:space="preserve">numero1 </w:t>
+        <w:rPr>
+          <w:rStyle w:val="NormalTok"/>
+        </w:rPr>
+        <w:t xml:space="preserve">numero </w:t>
       </w:r>
       <w:r>
         <w:rPr>
@@ -97,403 +537,135 @@
       </w:r>
       <w:r>
         <w:rPr>
+          <w:rStyle w:val="DecValTok"/>
+        </w:rPr>
+        <w:t xml:space="preserve">10</w:t>
+      </w:r>
+      <w:r>
+        <w:br/>
+      </w:r>
+      <w:r>
+        <w:rPr>
+          <w:rStyle w:val="NormalTok"/>
+        </w:rPr>
+        <w:t xml:space="preserve">texto </w:t>
+      </w:r>
+      <w:r>
+        <w:rPr>
+          <w:rStyle w:val="OperatorTok"/>
+        </w:rPr>
+        <w:t xml:space="preserve">=</w:t>
+      </w:r>
+      <w:r>
+        <w:rPr>
+          <w:rStyle w:val="NormalTok"/>
+        </w:rPr>
+        <w:t xml:space="preserve"> </w:t>
+      </w:r>
+      <w:r>
+        <w:rPr>
+          <w:rStyle w:val="StringTok"/>
+        </w:rPr>
+        <w:t xml:space="preserve">"5"</w:t>
+      </w:r>
+      <w:r>
+        <w:br/>
+      </w:r>
+      <w:r>
+        <w:br/>
+      </w:r>
+      <w:r>
+        <w:rPr>
           <w:rStyle w:val="BuiltInTok"/>
         </w:rPr>
-        <w:t xml:space="preserve">input</w:t>
-      </w:r>
-      <w:r>
-        <w:rPr>
-          <w:rStyle w:val="NormalTok"/>
-        </w:rPr>
-        <w:t xml:space="preserve">(</w:t>
-      </w:r>
-      <w:r>
-        <w:rPr>
-          <w:rStyle w:val="StringTok"/>
-        </w:rPr>
-        <w:t xml:space="preserve">"Digite o primeiro número: "</w:t>
-      </w:r>
-      <w:r>
-        <w:rPr>
-          <w:rStyle w:val="NormalTok"/>
-        </w:rPr>
-        <w:t xml:space="preserve">)</w:t>
-      </w:r>
-      <w:r>
-        <w:br/>
-      </w:r>
-      <w:r>
-        <w:rPr>
-          <w:rStyle w:val="NormalTok"/>
-        </w:rPr>
-        <w:t xml:space="preserve">numero2 </w:t>
+        <w:t xml:space="preserve">print</w:t>
+      </w:r>
+      <w:r>
+        <w:rPr>
+          <w:rStyle w:val="NormalTok"/>
+        </w:rPr>
+        <w:t xml:space="preserve">(numero </w:t>
       </w:r>
       <w:r>
         <w:rPr>
           <w:rStyle w:val="OperatorTok"/>
         </w:rPr>
-        <w:t xml:space="preserve">=</w:t>
-      </w:r>
-      <w:r>
-        <w:rPr>
-          <w:rStyle w:val="NormalTok"/>
-        </w:rPr>
+        <w:t xml:space="preserve">+</w:t>
+      </w:r>
+      <w:r>
+        <w:rPr>
+          <w:rStyle w:val="NormalTok"/>
+        </w:rPr>
+        <w:t xml:space="preserve"> texto)  </w:t>
+      </w:r>
+      <w:r>
+        <w:rPr>
+          <w:rStyle w:val="CommentTok"/>
+        </w:rPr>
+        <w:t xml:space="preserve"># ERRO</w:t>
+      </w:r>
+    </w:p>
+    <w:p>
+      <w:pPr>
+        <w:pStyle w:val="SourceCode"/>
+      </w:pPr>
+      <w:r>
+        <w:rPr>
+          <w:rStyle w:val="VerbatimChar"/>
+        </w:rPr>
+        <w:t xml:space="preserve">TypeError: unsupported operand type(s)</w:t>
+      </w:r>
+    </w:p>
+    <w:bookmarkEnd w:id="21"/>
+    <w:bookmarkStart w:id="22" w:name="linguagens-fracamente-tipadas"/>
+    <w:p>
+      <w:pPr>
+        <w:pStyle w:val="Heading3"/>
+      </w:pPr>
+      <w:r>
+        <w:t xml:space="preserve">Linguagens Fracamente Tipadas</w:t>
+      </w:r>
+    </w:p>
+    <w:p>
+      <w:pPr>
+        <w:pStyle w:val="FirstParagraph"/>
+      </w:pPr>
+      <w:r>
+        <w:t xml:space="preserve">Javascript é uma linguagem</w:t>
+      </w:r>
+      <w:r>
         <w:t xml:space="preserve"> </w:t>
       </w:r>
       <w:r>
         <w:rPr>
-          <w:rStyle w:val="BuiltInTok"/>
-        </w:rPr>
-        <w:t xml:space="preserve">input</w:t>
-      </w:r>
-      <w:r>
-        <w:rPr>
-          <w:rStyle w:val="NormalTok"/>
-        </w:rPr>
-        <w:t xml:space="preserve">(</w:t>
-      </w:r>
-      <w:r>
-        <w:rPr>
-          <w:rStyle w:val="StringTok"/>
-        </w:rPr>
-        <w:t xml:space="preserve">"Digite o segundo número: "</w:t>
-      </w:r>
-      <w:r>
-        <w:rPr>
-          <w:rStyle w:val="NormalTok"/>
-        </w:rPr>
-        <w:t xml:space="preserve">)</w:t>
-      </w:r>
-      <w:r>
-        <w:br/>
-      </w:r>
-      <w:r>
-        <w:br/>
-      </w:r>
-      <w:r>
-        <w:rPr>
-          <w:rStyle w:val="NormalTok"/>
-        </w:rPr>
-        <w:t xml:space="preserve">numero1 </w:t>
-      </w:r>
-      <w:r>
-        <w:rPr>
-          <w:rStyle w:val="OperatorTok"/>
-        </w:rPr>
-        <w:t xml:space="preserve">=</w:t>
-      </w:r>
-      <w:r>
-        <w:rPr>
-          <w:rStyle w:val="NormalTok"/>
-        </w:rPr>
+          <w:b/>
+          <w:bCs/>
+        </w:rPr>
+        <w:t xml:space="preserve">FRACAMENTE TIPADA:</w:t>
+      </w:r>
+    </w:p>
+    <w:p>
+      <w:pPr>
+        <w:pStyle w:val="BodyText"/>
+      </w:pPr>
+      <w:r>
+        <w:t xml:space="preserve">Uma linguagem é</w:t>
+      </w:r>
+      <w:r>
         <w:t xml:space="preserve"> </w:t>
       </w:r>
       <w:r>
         <w:rPr>
-          <w:rStyle w:val="BuiltInTok"/>
-        </w:rPr>
-        <w:t xml:space="preserve">int</w:t>
-      </w:r>
-      <w:r>
-        <w:rPr>
-          <w:rStyle w:val="NormalTok"/>
-        </w:rPr>
-        <w:t xml:space="preserve">(numero1)</w:t>
-      </w:r>
-      <w:r>
-        <w:br/>
-      </w:r>
-      <w:r>
-        <w:rPr>
-          <w:rStyle w:val="NormalTok"/>
-        </w:rPr>
-        <w:t xml:space="preserve">numero2 </w:t>
-      </w:r>
-      <w:r>
-        <w:rPr>
-          <w:rStyle w:val="OperatorTok"/>
-        </w:rPr>
-        <w:t xml:space="preserve">=</w:t>
-      </w:r>
-      <w:r>
-        <w:rPr>
-          <w:rStyle w:val="NormalTok"/>
-        </w:rPr>
+          <w:b/>
+          <w:bCs/>
+        </w:rPr>
+        <w:t xml:space="preserve">fracamente tipada</w:t>
+      </w:r>
+      <w:r>
         <w:t xml:space="preserve"> </w:t>
       </w:r>
       <w:r>
-        <w:rPr>
-          <w:rStyle w:val="BuiltInTok"/>
-        </w:rPr>
-        <w:t xml:space="preserve">int</w:t>
-      </w:r>
-      <w:r>
-        <w:rPr>
-          <w:rStyle w:val="NormalTok"/>
-        </w:rPr>
-        <w:t xml:space="preserve">(numero2)</w:t>
-      </w:r>
-      <w:r>
-        <w:br/>
-      </w:r>
-      <w:r>
-        <w:br/>
-      </w:r>
-      <w:r>
-        <w:rPr>
-          <w:rStyle w:val="NormalTok"/>
-        </w:rPr>
-        <w:t xml:space="preserve">soma </w:t>
-      </w:r>
-      <w:r>
-        <w:rPr>
-          <w:rStyle w:val="OperatorTok"/>
-        </w:rPr>
-        <w:t xml:space="preserve">=</w:t>
-      </w:r>
-      <w:r>
-        <w:rPr>
-          <w:rStyle w:val="NormalTok"/>
-        </w:rPr>
-        <w:t xml:space="preserve"> numero1 </w:t>
-      </w:r>
-      <w:r>
-        <w:rPr>
-          <w:rStyle w:val="OperatorTok"/>
-        </w:rPr>
-        <w:t xml:space="preserve">+</w:t>
-      </w:r>
-      <w:r>
-        <w:rPr>
-          <w:rStyle w:val="NormalTok"/>
-        </w:rPr>
-        <w:t xml:space="preserve"> numero2</w:t>
-      </w:r>
-      <w:r>
-        <w:br/>
-      </w:r>
-      <w:r>
-        <w:rPr>
-          <w:rStyle w:val="NormalTok"/>
-        </w:rPr>
-        <w:t xml:space="preserve">multiplicacao </w:t>
-      </w:r>
-      <w:r>
-        <w:rPr>
-          <w:rStyle w:val="OperatorTok"/>
-        </w:rPr>
-        <w:t xml:space="preserve">=</w:t>
-      </w:r>
-      <w:r>
-        <w:rPr>
-          <w:rStyle w:val="NormalTok"/>
-        </w:rPr>
-        <w:t xml:space="preserve"> numero1 </w:t>
-      </w:r>
-      <w:r>
-        <w:rPr>
-          <w:rStyle w:val="OperatorTok"/>
-        </w:rPr>
-        <w:t xml:space="preserve">*</w:t>
-      </w:r>
-      <w:r>
-        <w:rPr>
-          <w:rStyle w:val="NormalTok"/>
-        </w:rPr>
-        <w:t xml:space="preserve"> numero2</w:t>
-      </w:r>
-      <w:r>
-        <w:br/>
-      </w:r>
-      <w:r>
-        <w:rPr>
-          <w:rStyle w:val="NormalTok"/>
-        </w:rPr>
-        <w:t xml:space="preserve">divisao </w:t>
-      </w:r>
-      <w:r>
-        <w:rPr>
-          <w:rStyle w:val="OperatorTok"/>
-        </w:rPr>
-        <w:t xml:space="preserve">=</w:t>
-      </w:r>
-      <w:r>
-        <w:rPr>
-          <w:rStyle w:val="NormalTok"/>
-        </w:rPr>
-        <w:t xml:space="preserve"> numero1 </w:t>
-      </w:r>
-      <w:r>
-        <w:rPr>
-          <w:rStyle w:val="OperatorTok"/>
-        </w:rPr>
-        <w:t xml:space="preserve">/</w:t>
-      </w:r>
-      <w:r>
-        <w:rPr>
-          <w:rStyle w:val="NormalTok"/>
-        </w:rPr>
-        <w:t xml:space="preserve"> numero2</w:t>
-      </w:r>
-      <w:r>
-        <w:br/>
-      </w:r>
-      <w:r>
-        <w:br/>
-      </w:r>
-      <w:r>
-        <w:rPr>
-          <w:rStyle w:val="BuiltInTok"/>
-        </w:rPr>
-        <w:t xml:space="preserve">print</w:t>
-      </w:r>
-      <w:r>
-        <w:rPr>
-          <w:rStyle w:val="NormalTok"/>
-        </w:rPr>
-        <w:t xml:space="preserve">(</w:t>
-      </w:r>
-      <w:r>
-        <w:rPr>
-          <w:rStyle w:val="StringTok"/>
-        </w:rPr>
-        <w:t xml:space="preserve">"Soma:"</w:t>
-      </w:r>
-      <w:r>
-        <w:rPr>
-          <w:rStyle w:val="NormalTok"/>
-        </w:rPr>
-        <w:t xml:space="preserve">, soma)</w:t>
-      </w:r>
-      <w:r>
-        <w:br/>
-      </w:r>
-      <w:r>
-        <w:rPr>
-          <w:rStyle w:val="BuiltInTok"/>
-        </w:rPr>
-        <w:t xml:space="preserve">print</w:t>
-      </w:r>
-      <w:r>
-        <w:rPr>
-          <w:rStyle w:val="NormalTok"/>
-        </w:rPr>
-        <w:t xml:space="preserve">(</w:t>
-      </w:r>
-      <w:r>
-        <w:rPr>
-          <w:rStyle w:val="StringTok"/>
-        </w:rPr>
-        <w:t xml:space="preserve">"Multiplicação:"</w:t>
-      </w:r>
-      <w:r>
-        <w:rPr>
-          <w:rStyle w:val="NormalTok"/>
-        </w:rPr>
-        <w:t xml:space="preserve">, multiplicacao)</w:t>
-      </w:r>
-      <w:r>
-        <w:br/>
-      </w:r>
-      <w:r>
-        <w:rPr>
-          <w:rStyle w:val="BuiltInTok"/>
-        </w:rPr>
-        <w:t xml:space="preserve">print</w:t>
-      </w:r>
-      <w:r>
-        <w:rPr>
-          <w:rStyle w:val="NormalTok"/>
-        </w:rPr>
-        <w:t xml:space="preserve">(</w:t>
-      </w:r>
-      <w:r>
-        <w:rPr>
-          <w:rStyle w:val="StringTok"/>
-        </w:rPr>
-        <w:t xml:space="preserve">"Divisão:"</w:t>
-      </w:r>
-      <w:r>
-        <w:rPr>
-          <w:rStyle w:val="NormalTok"/>
-        </w:rPr>
-        <w:t xml:space="preserve">, divisao)</w:t>
-      </w:r>
-    </w:p>
-    <w:p>
-      <w:pPr>
-        <w:pStyle w:val="FirstParagraph"/>
-      </w:pPr>
-      <w:r>
-        <w:t xml:space="preserve">Saída</w:t>
-      </w:r>
-    </w:p>
-    <w:p>
-      <w:pPr>
-        <w:pStyle w:val="SourceCode"/>
-      </w:pPr>
-      <w:r>
-        <w:rPr>
-          <w:rStyle w:val="VerbatimChar"/>
-        </w:rPr>
-        <w:t xml:space="preserve">Digite o primeiro número: 10</w:t>
-      </w:r>
-      <w:r>
-        <w:br/>
-      </w:r>
-      <w:r>
-        <w:rPr>
-          <w:rStyle w:val="VerbatimChar"/>
-        </w:rPr>
-        <w:t xml:space="preserve">Digite o segundo número: 5</w:t>
-      </w:r>
-      <w:r>
-        <w:br/>
-      </w:r>
-      <w:r>
-        <w:br/>
-      </w:r>
-      <w:r>
-        <w:rPr>
-          <w:rStyle w:val="VerbatimChar"/>
-        </w:rPr>
-        <w:t xml:space="preserve">Soma: 15</w:t>
-      </w:r>
-      <w:r>
-        <w:br/>
-      </w:r>
-      <w:r>
-        <w:rPr>
-          <w:rStyle w:val="VerbatimChar"/>
-        </w:rPr>
-        <w:t xml:space="preserve">Multiplicação: 50</w:t>
-      </w:r>
-      <w:r>
-        <w:br/>
-      </w:r>
-      <w:r>
-        <w:rPr>
-          <w:rStyle w:val="VerbatimChar"/>
-        </w:rPr>
-        <w:t xml:space="preserve">Divisão: 2.0</w:t>
-      </w:r>
-    </w:p>
-    <w:p>
-      <w:pPr>
-        <w:pStyle w:val="FirstParagraph"/>
-      </w:pPr>
-      <w:r>
-        <w:t xml:space="preserve">Operadores Relacionais + Lógicos</w:t>
-      </w:r>
-    </w:p>
-    <w:bookmarkEnd w:id="20"/>
-    <w:bookmarkStart w:id="21" w:name="Xa8d6de23707334ac84e45808674d5fd793270fa"/>
-    <w:p>
-      <w:pPr>
-        <w:pStyle w:val="Heading4"/>
-      </w:pPr>
-      <w:r>
-        <w:t xml:space="preserve">Exemplo 2) Crie um programa que leia a idade de uma pessoa e informe se ela:</w:t>
+        <w:t xml:space="preserve">quando:</w:t>
       </w:r>
     </w:p>
     <w:p>
@@ -505,323 +677,96 @@
         </w:numPr>
       </w:pPr>
       <w:r>
-        <w:t xml:space="preserve">Pode dirigir (idade ≥ 18 E possui carteira)</w:t>
-      </w:r>
-    </w:p>
-    <w:p>
-      <w:pPr>
-        <w:pStyle w:val="SourceCode"/>
-      </w:pPr>
-      <w:r>
-        <w:rPr>
-          <w:rStyle w:val="NormalTok"/>
-        </w:rPr>
-        <w:t xml:space="preserve">idade </w:t>
-      </w:r>
-      <w:r>
-        <w:rPr>
-          <w:rStyle w:val="OperatorTok"/>
-        </w:rPr>
-        <w:t xml:space="preserve">=</w:t>
-      </w:r>
-      <w:r>
-        <w:rPr>
-          <w:rStyle w:val="NormalTok"/>
-        </w:rPr>
+        <w:t xml:space="preserve">Ela</w:t>
+      </w:r>
+      <w:r>
         <w:t xml:space="preserve"> </w:t>
       </w:r>
       <w:r>
         <w:rPr>
-          <w:rStyle w:val="BuiltInTok"/>
-        </w:rPr>
-        <w:t xml:space="preserve">int</w:t>
-      </w:r>
-      <w:r>
-        <w:rPr>
-          <w:rStyle w:val="NormalTok"/>
-        </w:rPr>
-        <w:t xml:space="preserve">(</w:t>
-      </w:r>
-      <w:r>
-        <w:rPr>
-          <w:rStyle w:val="BuiltInTok"/>
-        </w:rPr>
-        <w:t xml:space="preserve">input</w:t>
-      </w:r>
-      <w:r>
-        <w:rPr>
-          <w:rStyle w:val="NormalTok"/>
-        </w:rPr>
-        <w:t xml:space="preserve">(</w:t>
-      </w:r>
-      <w:r>
-        <w:rPr>
-          <w:rStyle w:val="StringTok"/>
-        </w:rPr>
-        <w:t xml:space="preserve">"Digite sua idade: "</w:t>
-      </w:r>
-      <w:r>
-        <w:rPr>
-          <w:rStyle w:val="NormalTok"/>
-        </w:rPr>
-        <w:t xml:space="preserve">))</w:t>
-      </w:r>
-      <w:r>
-        <w:br/>
-      </w:r>
-      <w:r>
-        <w:rPr>
-          <w:rStyle w:val="NormalTok"/>
-        </w:rPr>
-        <w:t xml:space="preserve">tem_carteira </w:t>
-      </w:r>
-      <w:r>
-        <w:rPr>
-          <w:rStyle w:val="OperatorTok"/>
-        </w:rPr>
-        <w:t xml:space="preserve">=</w:t>
-      </w:r>
-      <w:r>
-        <w:rPr>
-          <w:rStyle w:val="NormalTok"/>
-        </w:rPr>
+          <w:b/>
+          <w:bCs/>
+        </w:rPr>
+        <w:t xml:space="preserve">permite misturar tipos automaticamente</w:t>
+      </w:r>
+      <w:r>
+        <w:br/>
+      </w:r>
+    </w:p>
+    <w:p>
+      <w:pPr>
+        <w:pStyle w:val="Compact"/>
+        <w:numPr>
+          <w:ilvl w:val="0"/>
+          <w:numId w:val="1002"/>
+        </w:numPr>
+      </w:pPr>
+      <w:r>
+        <w:t xml:space="preserve">Faz</w:t>
+      </w:r>
+      <w:r>
         <w:t xml:space="preserve"> </w:t>
       </w:r>
       <w:r>
         <w:rPr>
-          <w:rStyle w:val="BuiltInTok"/>
-        </w:rPr>
-        <w:t xml:space="preserve">input</w:t>
-      </w:r>
-      <w:r>
-        <w:rPr>
-          <w:rStyle w:val="NormalTok"/>
-        </w:rPr>
-        <w:t xml:space="preserve">(</w:t>
-      </w:r>
-      <w:r>
-        <w:rPr>
-          <w:rStyle w:val="StringTok"/>
-        </w:rPr>
-        <w:t xml:space="preserve">"Possui carteira? (s/n): "</w:t>
-      </w:r>
-      <w:r>
-        <w:rPr>
-          <w:rStyle w:val="NormalTok"/>
-        </w:rPr>
-        <w:t xml:space="preserve">)</w:t>
-      </w:r>
-      <w:r>
-        <w:br/>
-      </w:r>
-      <w:r>
-        <w:br/>
-      </w:r>
-      <w:r>
-        <w:rPr>
-          <w:rStyle w:val="NormalTok"/>
-        </w:rPr>
-        <w:t xml:space="preserve">tem_carteira </w:t>
-      </w:r>
-      <w:r>
-        <w:rPr>
-          <w:rStyle w:val="OperatorTok"/>
-        </w:rPr>
-        <w:t xml:space="preserve">=</w:t>
-      </w:r>
-      <w:r>
-        <w:rPr>
-          <w:rStyle w:val="NormalTok"/>
-        </w:rPr>
-        <w:t xml:space="preserve"> tem_carteira </w:t>
-      </w:r>
-      <w:r>
-        <w:rPr>
-          <w:rStyle w:val="OperatorTok"/>
-        </w:rPr>
-        <w:t xml:space="preserve">==</w:t>
-      </w:r>
-      <w:r>
-        <w:rPr>
-          <w:rStyle w:val="NormalTok"/>
-        </w:rPr>
-        <w:t xml:space="preserve"> </w:t>
-      </w:r>
-      <w:r>
-        <w:rPr>
-          <w:rStyle w:val="StringTok"/>
-        </w:rPr>
-        <w:t xml:space="preserve">"s"</w:t>
-      </w:r>
-      <w:r>
-        <w:br/>
-      </w:r>
-      <w:r>
-        <w:br/>
-      </w:r>
-      <w:r>
-        <w:rPr>
-          <w:rStyle w:val="NormalTok"/>
-        </w:rPr>
-        <w:t xml:space="preserve">pode_dirigir </w:t>
-      </w:r>
-      <w:r>
-        <w:rPr>
-          <w:rStyle w:val="OperatorTok"/>
-        </w:rPr>
-        <w:t xml:space="preserve">=</w:t>
-      </w:r>
-      <w:r>
-        <w:rPr>
-          <w:rStyle w:val="NormalTok"/>
-        </w:rPr>
-        <w:t xml:space="preserve"> idade </w:t>
-      </w:r>
-      <w:r>
-        <w:rPr>
-          <w:rStyle w:val="OperatorTok"/>
-        </w:rPr>
-        <w:t xml:space="preserve">&gt;=</w:t>
-      </w:r>
-      <w:r>
-        <w:rPr>
-          <w:rStyle w:val="NormalTok"/>
-        </w:rPr>
-        <w:t xml:space="preserve"> </w:t>
-      </w:r>
-      <w:r>
-        <w:rPr>
-          <w:rStyle w:val="DecValTok"/>
-        </w:rPr>
-        <w:t xml:space="preserve">18</w:t>
-      </w:r>
-      <w:r>
-        <w:rPr>
-          <w:rStyle w:val="NormalTok"/>
-        </w:rPr>
-        <w:t xml:space="preserve"> </w:t>
-      </w:r>
-      <w:r>
-        <w:rPr>
-          <w:rStyle w:val="KeywordTok"/>
-        </w:rPr>
-        <w:t xml:space="preserve">and</w:t>
-      </w:r>
-      <w:r>
-        <w:rPr>
-          <w:rStyle w:val="NormalTok"/>
-        </w:rPr>
-        <w:t xml:space="preserve"> tem_carteira</w:t>
-      </w:r>
-      <w:r>
-        <w:br/>
-      </w:r>
-      <w:r>
-        <w:br/>
-      </w:r>
-      <w:r>
-        <w:rPr>
-          <w:rStyle w:val="BuiltInTok"/>
-        </w:rPr>
-        <w:t xml:space="preserve">print</w:t>
-      </w:r>
-      <w:r>
-        <w:rPr>
-          <w:rStyle w:val="NormalTok"/>
-        </w:rPr>
-        <w:t xml:space="preserve">(</w:t>
-      </w:r>
-      <w:r>
-        <w:rPr>
-          <w:rStyle w:val="StringTok"/>
-        </w:rPr>
-        <w:t xml:space="preserve">"Pode dirigir?"</w:t>
-      </w:r>
-      <w:r>
-        <w:rPr>
-          <w:rStyle w:val="NormalTok"/>
-        </w:rPr>
-        <w:t xml:space="preserve">, pode_dirigir)</w:t>
-      </w:r>
-    </w:p>
-    <w:p>
-      <w:pPr>
-        <w:pStyle w:val="FirstParagraph"/>
-      </w:pPr>
-      <w:r>
-        <w:t xml:space="preserve">Saída</w:t>
-      </w:r>
-    </w:p>
-    <w:p>
-      <w:pPr>
-        <w:pStyle w:val="SourceCode"/>
-      </w:pPr>
-      <w:r>
-        <w:rPr>
-          <w:rStyle w:val="VerbatimChar"/>
-        </w:rPr>
-        <w:t xml:space="preserve">Digite sua idade: 20</w:t>
-      </w:r>
-      <w:r>
-        <w:br/>
-      </w:r>
-      <w:r>
-        <w:rPr>
-          <w:rStyle w:val="VerbatimChar"/>
-        </w:rPr>
-        <w:t xml:space="preserve">Possui carteira? (s/n): s</w:t>
-      </w:r>
-      <w:r>
-        <w:br/>
-      </w:r>
-      <w:r>
-        <w:br/>
-      </w:r>
-      <w:r>
-        <w:rPr>
-          <w:rStyle w:val="VerbatimChar"/>
-        </w:rPr>
-        <w:t xml:space="preserve">Pode dirigir? True</w:t>
-      </w:r>
-    </w:p>
-    <w:p>
-      <w:pPr>
-        <w:pStyle w:val="FirstParagraph"/>
-      </w:pPr>
-      <w:r>
-        <w:t xml:space="preserve">Operadores de Associação + Identidade</w:t>
-      </w:r>
-    </w:p>
-    <w:bookmarkEnd w:id="21"/>
-    <w:bookmarkStart w:id="22" w:name="Xb7e55d67854b4c27062e151fbd6f8418b69878e"/>
-    <w:p>
-      <w:pPr>
-        <w:pStyle w:val="Heading4"/>
-      </w:pPr>
-      <w:r>
-        <w:t xml:space="preserve">Exemplo 3) Dada uma lista de números, verifique:</w:t>
-      </w:r>
-    </w:p>
-    <w:p>
-      <w:pPr>
+          <w:b/>
+          <w:bCs/>
+        </w:rPr>
+        <w:t xml:space="preserve">conversões implícitas (automáticas)</w:t>
+      </w:r>
+    </w:p>
+    <w:bookmarkEnd w:id="22"/>
+    <w:bookmarkStart w:id="23" w:name="características-1"/>
+    <w:p>
+      <w:pPr>
+        <w:pStyle w:val="Heading3"/>
+      </w:pPr>
+      <w:r>
+        <w:t xml:space="preserve">Características</w:t>
+      </w:r>
+    </w:p>
+    <w:p>
+      <w:pPr>
+        <w:pStyle w:val="Compact"/>
         <w:numPr>
           <w:ilvl w:val="0"/>
           <w:numId w:val="1003"/>
         </w:numPr>
       </w:pPr>
       <w:r>
-        <w:t xml:space="preserve">Se o número 10 está na lista</w:t>
-      </w:r>
-    </w:p>
-    <w:p>
-      <w:pPr>
+        <w:t xml:space="preserve">Mais flexível</w:t>
+      </w:r>
+    </w:p>
+    <w:p>
+      <w:pPr>
+        <w:pStyle w:val="Compact"/>
         <w:numPr>
           <w:ilvl w:val="0"/>
           <w:numId w:val="1003"/>
         </w:numPr>
       </w:pPr>
       <w:r>
-        <w:t xml:space="preserve">Se duas listas são o mesmo objeto</w:t>
+        <w:t xml:space="preserve">Pode gerar comportamentos inesperados</w:t>
+      </w:r>
+    </w:p>
+    <w:p>
+      <w:pPr>
+        <w:pStyle w:val="Compact"/>
+        <w:numPr>
+          <w:ilvl w:val="0"/>
+          <w:numId w:val="1003"/>
+        </w:numPr>
+      </w:pPr>
+      <w:r>
+        <w:t xml:space="preserve">Conversões automáticas podem confundir</w:t>
+      </w:r>
+    </w:p>
+    <w:p>
+      <w:pPr>
+        <w:pStyle w:val="FirstParagraph"/>
+      </w:pPr>
+      <w:r>
+        <w:t xml:space="preserve">Exemplo em javascript:</w:t>
       </w:r>
     </w:p>
     <w:p>
@@ -830,78 +775,3570 @@
       </w:pPr>
       <w:r>
         <w:rPr>
-          <w:rStyle w:val="NormalTok"/>
-        </w:rPr>
-        <w:t xml:space="preserve">lista1 </w:t>
+          <w:rStyle w:val="BuiltInTok"/>
+        </w:rPr>
+        <w:t xml:space="preserve">console</w:t>
       </w:r>
       <w:r>
         <w:rPr>
           <w:rStyle w:val="OperatorTok"/>
         </w:rPr>
+        <w:t xml:space="preserve">.</w:t>
+      </w:r>
+      <w:r>
+        <w:rPr>
+          <w:rStyle w:val="FunctionTok"/>
+        </w:rPr>
+        <w:t xml:space="preserve">log</w:t>
+      </w:r>
+      <w:r>
+        <w:rPr>
+          <w:rStyle w:val="NormalTok"/>
+        </w:rPr>
+        <w:t xml:space="preserve">(</w:t>
+      </w:r>
+      <w:r>
+        <w:rPr>
+          <w:rStyle w:val="DecValTok"/>
+        </w:rPr>
+        <w:t xml:space="preserve">10</w:t>
+      </w:r>
+      <w:r>
+        <w:rPr>
+          <w:rStyle w:val="NormalTok"/>
+        </w:rPr>
+        <w:t xml:space="preserve"> </w:t>
+      </w:r>
+      <w:r>
+        <w:rPr>
+          <w:rStyle w:val="OperatorTok"/>
+        </w:rPr>
+        <w:t xml:space="preserve">+</w:t>
+      </w:r>
+      <w:r>
+        <w:rPr>
+          <w:rStyle w:val="NormalTok"/>
+        </w:rPr>
+        <w:t xml:space="preserve"> </w:t>
+      </w:r>
+      <w:r>
+        <w:rPr>
+          <w:rStyle w:val="StringTok"/>
+        </w:rPr>
+        <w:t xml:space="preserve">"5"</w:t>
+      </w:r>
+      <w:r>
+        <w:rPr>
+          <w:rStyle w:val="NormalTok"/>
+        </w:rPr>
+        <w:t xml:space="preserve">)</w:t>
+      </w:r>
+    </w:p>
+    <w:p>
+      <w:pPr>
+        <w:pStyle w:val="FirstParagraph"/>
+      </w:pPr>
+      <w:r>
+        <w:t xml:space="preserve">resultado</w:t>
+      </w:r>
+    </w:p>
+    <w:p>
+      <w:pPr>
+        <w:pStyle w:val="SourceCode"/>
+      </w:pPr>
+      <w:r>
+        <w:rPr>
+          <w:rStyle w:val="StringTok"/>
+        </w:rPr>
+        <w:t xml:space="preserve">"105"</w:t>
+      </w:r>
+    </w:p>
+    <w:p>
+      <w:pPr>
+        <w:pStyle w:val="FirstParagraph"/>
+      </w:pPr>
+      <w:r>
+        <w:t xml:space="preserve">O número 10 foi convertido automaticamente para texto (string).</w:t>
+      </w:r>
+    </w:p>
+    <w:p>
+      <w:pPr>
+        <w:pStyle w:val="BodyText"/>
+      </w:pPr>
+      <w:r>
+        <w:t xml:space="preserve">Outro exemplo em javascript:</w:t>
+      </w:r>
+    </w:p>
+    <w:p>
+      <w:pPr>
+        <w:pStyle w:val="SourceCode"/>
+      </w:pPr>
+      <w:r>
+        <w:rPr>
+          <w:rStyle w:val="BuiltInTok"/>
+        </w:rPr>
+        <w:t xml:space="preserve">console</w:t>
+      </w:r>
+      <w:r>
+        <w:rPr>
+          <w:rStyle w:val="OperatorTok"/>
+        </w:rPr>
+        <w:t xml:space="preserve">.</w:t>
+      </w:r>
+      <w:r>
+        <w:rPr>
+          <w:rStyle w:val="FunctionTok"/>
+        </w:rPr>
+        <w:t xml:space="preserve">log</w:t>
+      </w:r>
+      <w:r>
+        <w:rPr>
+          <w:rStyle w:val="NormalTok"/>
+        </w:rPr>
+        <w:t xml:space="preserve">(</w:t>
+      </w:r>
+      <w:r>
+        <w:rPr>
+          <w:rStyle w:val="StringTok"/>
+        </w:rPr>
+        <w:t xml:space="preserve">"5"</w:t>
+      </w:r>
+      <w:r>
+        <w:rPr>
+          <w:rStyle w:val="NormalTok"/>
+        </w:rPr>
+        <w:t xml:space="preserve"> </w:t>
+      </w:r>
+      <w:r>
+        <w:rPr>
+          <w:rStyle w:val="OperatorTok"/>
+        </w:rPr>
+        <w:t xml:space="preserve">-</w:t>
+      </w:r>
+      <w:r>
+        <w:rPr>
+          <w:rStyle w:val="NormalTok"/>
+        </w:rPr>
+        <w:t xml:space="preserve"> </w:t>
+      </w:r>
+      <w:r>
+        <w:rPr>
+          <w:rStyle w:val="DecValTok"/>
+        </w:rPr>
+        <w:t xml:space="preserve">2</w:t>
+      </w:r>
+      <w:r>
+        <w:rPr>
+          <w:rStyle w:val="NormalTok"/>
+        </w:rPr>
+        <w:t xml:space="preserve">)</w:t>
+      </w:r>
+    </w:p>
+    <w:p>
+      <w:pPr>
+        <w:pStyle w:val="SourceCode"/>
+      </w:pPr>
+      <w:r>
+        <w:rPr>
+          <w:rStyle w:val="DecValTok"/>
+        </w:rPr>
+        <w:t xml:space="preserve">3</w:t>
+      </w:r>
+    </w:p>
+    <w:p>
+      <w:pPr>
+        <w:pStyle w:val="FirstParagraph"/>
+      </w:pPr>
+      <w:r>
+        <w:t xml:space="preserve">A o texto</w:t>
+      </w:r>
+      <w:r>
+        <w:t xml:space="preserve"> </w:t>
+      </w:r>
+      <w:r>
+        <w:t xml:space="preserve">“5”</w:t>
+      </w:r>
+      <w:r>
+        <w:t xml:space="preserve"> </w:t>
+      </w:r>
+      <w:r>
+        <w:t xml:space="preserve">foi convertida para número automaticamente para que pudesse ser feita a operação de subtração</w:t>
+      </w:r>
+    </w:p>
+    <w:p>
+      <w:pPr>
+        <w:pStyle w:val="BodyText"/>
+      </w:pPr>
+      <w:r>
+        <w:t xml:space="preserve">Conclusão:</w:t>
+      </w:r>
+    </w:p>
+    <w:tbl>
+      <w:tblPr>
+        <w:tblStyle w:val="Table"/>
+        <w:tblW w:type="pct" w:w="5000"/>
+        <w:tblLayout w:type="fixed"/>
+        <w:tblLook w:firstRow="1" w:lastRow="0" w:firstColumn="0" w:lastColumn="0" w:noHBand="0" w:noVBand="0" w:val="0020"/>
+      </w:tblPr>
+      <w:tblGrid>
+        <w:gridCol w:w="2640"/>
+        <w:gridCol w:w="2640"/>
+        <w:gridCol w:w="2640"/>
+      </w:tblGrid>
+      <w:tr>
+        <w:trPr>
+          <w:tblHeader w:val="on"/>
+        </w:trPr>
+        <w:tc>
+          <w:tcPr/>
+          <w:p>
+            <w:pPr>
+              <w:pStyle w:val="Compact"/>
+            </w:pPr>
+            <w:r>
+              <w:t xml:space="preserve">Característica</w:t>
+            </w:r>
+          </w:p>
+        </w:tc>
+        <w:tc>
+          <w:tcPr/>
+          <w:p>
+            <w:pPr>
+              <w:pStyle w:val="Compact"/>
+            </w:pPr>
+            <w:r>
+              <w:t xml:space="preserve">Fortemente Tipada</w:t>
+            </w:r>
+          </w:p>
+        </w:tc>
+        <w:tc>
+          <w:tcPr/>
+          <w:p>
+            <w:pPr>
+              <w:pStyle w:val="Compact"/>
+            </w:pPr>
+            <w:r>
+              <w:t xml:space="preserve">Fracamente Tipada</w:t>
+            </w:r>
+          </w:p>
+        </w:tc>
+      </w:tr>
+      <w:tr>
+        <w:tc>
+          <w:tcPr/>
+          <w:p>
+            <w:pPr>
+              <w:pStyle w:val="Compact"/>
+            </w:pPr>
+            <w:r>
+              <w:t xml:space="preserve">Conversão automática</w:t>
+            </w:r>
+          </w:p>
+        </w:tc>
+        <w:tc>
+          <w:tcPr/>
+          <w:p>
+            <w:pPr>
+              <w:pStyle w:val="Compact"/>
+            </w:pPr>
+            <w:r>
+              <w:t xml:space="preserve">Não (ou muito limitada)</w:t>
+            </w:r>
+          </w:p>
+        </w:tc>
+        <w:tc>
+          <w:tcPr/>
+          <w:p>
+            <w:pPr>
+              <w:pStyle w:val="Compact"/>
+            </w:pPr>
+            <w:r>
+              <w:t xml:space="preserve">Sim</w:t>
+            </w:r>
+          </w:p>
+        </w:tc>
+      </w:tr>
+      <w:tr>
+        <w:tc>
+          <w:tcPr/>
+          <w:p>
+            <w:pPr>
+              <w:pStyle w:val="Compact"/>
+            </w:pPr>
+            <w:r>
+              <w:t xml:space="preserve">Segurança</w:t>
+            </w:r>
+          </w:p>
+        </w:tc>
+        <w:tc>
+          <w:tcPr/>
+          <w:p>
+            <w:pPr>
+              <w:pStyle w:val="Compact"/>
+            </w:pPr>
+            <w:r>
+              <w:t xml:space="preserve">Alta</w:t>
+            </w:r>
+          </w:p>
+        </w:tc>
+        <w:tc>
+          <w:tcPr/>
+          <w:p>
+            <w:pPr>
+              <w:pStyle w:val="Compact"/>
+            </w:pPr>
+            <w:r>
+              <w:t xml:space="preserve">Menor</w:t>
+            </w:r>
+          </w:p>
+        </w:tc>
+      </w:tr>
+      <w:tr>
+        <w:tc>
+          <w:tcPr/>
+          <w:p>
+            <w:pPr>
+              <w:pStyle w:val="Compact"/>
+            </w:pPr>
+            <w:r>
+              <w:t xml:space="preserve">Previsibilidade</w:t>
+            </w:r>
+          </w:p>
+        </w:tc>
+        <w:tc>
+          <w:tcPr/>
+          <w:p>
+            <w:pPr>
+              <w:pStyle w:val="Compact"/>
+            </w:pPr>
+            <w:r>
+              <w:t xml:space="preserve">Alta</w:t>
+            </w:r>
+          </w:p>
+        </w:tc>
+        <w:tc>
+          <w:tcPr/>
+          <w:p>
+            <w:pPr>
+              <w:pStyle w:val="Compact"/>
+            </w:pPr>
+            <w:r>
+              <w:t xml:space="preserve">Pode ser confusa</w:t>
+            </w:r>
+          </w:p>
+        </w:tc>
+      </w:tr>
+      <w:tr>
+        <w:tc>
+          <w:tcPr/>
+          <w:p>
+            <w:pPr>
+              <w:pStyle w:val="Compact"/>
+            </w:pPr>
+            <w:r>
+              <w:t xml:space="preserve">Facilidade inicial</w:t>
+            </w:r>
+          </w:p>
+        </w:tc>
+        <w:tc>
+          <w:tcPr/>
+          <w:p>
+            <w:pPr>
+              <w:pStyle w:val="Compact"/>
+            </w:pPr>
+            <w:r>
+              <w:t xml:space="preserve">Média</w:t>
+            </w:r>
+          </w:p>
+        </w:tc>
+        <w:tc>
+          <w:tcPr/>
+          <w:p>
+            <w:pPr>
+              <w:pStyle w:val="Compact"/>
+            </w:pPr>
+            <w:r>
+              <w:t xml:space="preserve">Alta</w:t>
+            </w:r>
+          </w:p>
+        </w:tc>
+      </w:tr>
+      <w:tr>
+        <w:tc>
+          <w:tcPr/>
+          <w:p>
+            <w:pPr>
+              <w:pStyle w:val="Compact"/>
+            </w:pPr>
+            <w:r>
+              <w:t xml:space="preserve">Exemplo</w:t>
+            </w:r>
+          </w:p>
+        </w:tc>
+        <w:tc>
+          <w:tcPr/>
+          <w:p>
+            <w:pPr>
+              <w:pStyle w:val="Compact"/>
+            </w:pPr>
+            <w:r>
+              <w:t xml:space="preserve">C, C++, Python, Java, C#</w:t>
+            </w:r>
+          </w:p>
+        </w:tc>
+        <w:tc>
+          <w:tcPr/>
+          <w:p>
+            <w:pPr>
+              <w:pStyle w:val="Compact"/>
+            </w:pPr>
+            <w:r>
+              <w:t xml:space="preserve">JavaScript, PHP (em muitos casos)</w:t>
+            </w:r>
+          </w:p>
+        </w:tc>
+      </w:tr>
+    </w:tbl>
+    <w:bookmarkEnd w:id="23"/>
+    <w:bookmarkEnd w:id="24"/>
+    <w:bookmarkStart w:id="25" w:name="python---operadores-aritméticos"/>
+    <w:p>
+      <w:pPr>
+        <w:pStyle w:val="Heading2"/>
+      </w:pPr>
+      <w:r>
+        <w:t xml:space="preserve">Python - Operadores Aritméticos</w:t>
+      </w:r>
+    </w:p>
+    <w:p>
+      <w:pPr>
+        <w:pStyle w:val="FirstParagraph"/>
+      </w:pPr>
+      <w:r>
+        <w:t xml:space="preserve">Os operadores aritméticos são utilizados para realizar operações matemáticas.</w:t>
+      </w:r>
+    </w:p>
+    <w:tbl>
+      <w:tblPr>
+        <w:tblStyle w:val="Table"/>
+        <w:tblW w:type="auto" w:w="0"/>
+        <w:tblLook w:firstRow="1" w:lastRow="0" w:firstColumn="0" w:lastColumn="0" w:noHBand="0" w:noVBand="0" w:val="0020"/>
+      </w:tblPr>
+      <w:tblGrid>
+        <w:gridCol w:w="2640"/>
+        <w:gridCol w:w="2640"/>
+        <w:gridCol w:w="2640"/>
+      </w:tblGrid>
+      <w:tr>
+        <w:trPr>
+          <w:tblHeader w:val="on"/>
+        </w:trPr>
+        <w:tc>
+          <w:tcPr/>
+          <w:p>
+            <w:pPr>
+              <w:pStyle w:val="Compact"/>
+            </w:pPr>
+            <w:r>
+              <w:t xml:space="preserve">Operador</w:t>
+            </w:r>
+          </w:p>
+        </w:tc>
+        <w:tc>
+          <w:tcPr/>
+          <w:p>
+            <w:pPr>
+              <w:pStyle w:val="Compact"/>
+            </w:pPr>
+            <w:r>
+              <w:t xml:space="preserve">Significado</w:t>
+            </w:r>
+          </w:p>
+        </w:tc>
+        <w:tc>
+          <w:tcPr/>
+          <w:p>
+            <w:pPr>
+              <w:pStyle w:val="Compact"/>
+            </w:pPr>
+            <w:r>
+              <w:t xml:space="preserve">Exemplo</w:t>
+            </w:r>
+          </w:p>
+        </w:tc>
+      </w:tr>
+      <w:tr>
+        <w:tc>
+          <w:tcPr/>
+          <w:p>
+            <w:pPr>
+              <w:pStyle w:val="Compact"/>
+            </w:pPr>
+            <w:r>
+              <w:t xml:space="preserve">+</w:t>
+            </w:r>
+          </w:p>
+        </w:tc>
+        <w:tc>
+          <w:tcPr/>
+          <w:p>
+            <w:pPr>
+              <w:pStyle w:val="Compact"/>
+            </w:pPr>
+            <w:r>
+              <w:t xml:space="preserve">soma</w:t>
+            </w:r>
+          </w:p>
+        </w:tc>
+        <w:tc>
+          <w:tcPr/>
+          <w:p>
+            <w:pPr>
+              <w:pStyle w:val="Compact"/>
+            </w:pPr>
+            <w:r>
+              <w:t xml:space="preserve">5 + 3</w:t>
+            </w:r>
+          </w:p>
+        </w:tc>
+      </w:tr>
+      <w:tr>
+        <w:tc>
+          <w:tcPr/>
+          <w:p>
+            <w:pPr>
+              <w:pStyle w:val="Compact"/>
+            </w:pPr>
+            <w:r>
+              <w:t xml:space="preserve">-</w:t>
+            </w:r>
+          </w:p>
+        </w:tc>
+        <w:tc>
+          <w:tcPr/>
+          <w:p>
+            <w:pPr>
+              <w:pStyle w:val="Compact"/>
+            </w:pPr>
+            <w:r>
+              <w:t xml:space="preserve">subtração</w:t>
+            </w:r>
+          </w:p>
+        </w:tc>
+        <w:tc>
+          <w:tcPr/>
+          <w:p>
+            <w:pPr>
+              <w:pStyle w:val="Compact"/>
+            </w:pPr>
+            <w:r>
+              <w:t xml:space="preserve">5 - 3</w:t>
+            </w:r>
+          </w:p>
+        </w:tc>
+      </w:tr>
+      <w:tr>
+        <w:tc>
+          <w:tcPr/>
+          <w:p>
+            <w:pPr>
+              <w:pStyle w:val="Compact"/>
+            </w:pPr>
+            <w:r>
+              <w:t xml:space="preserve">*</w:t>
+            </w:r>
+          </w:p>
+        </w:tc>
+        <w:tc>
+          <w:tcPr/>
+          <w:p>
+            <w:pPr>
+              <w:pStyle w:val="Compact"/>
+            </w:pPr>
+            <w:r>
+              <w:t xml:space="preserve">multiplicação</w:t>
+            </w:r>
+          </w:p>
+        </w:tc>
+        <w:tc>
+          <w:tcPr/>
+          <w:p>
+            <w:pPr>
+              <w:pStyle w:val="Compact"/>
+            </w:pPr>
+            <w:r>
+              <w:t xml:space="preserve">5 * 3</w:t>
+            </w:r>
+          </w:p>
+        </w:tc>
+      </w:tr>
+      <w:tr>
+        <w:tc>
+          <w:tcPr/>
+          <w:p>
+            <w:pPr>
+              <w:pStyle w:val="Compact"/>
+            </w:pPr>
+            <w:r>
+              <w:t xml:space="preserve">/</w:t>
+            </w:r>
+          </w:p>
+        </w:tc>
+        <w:tc>
+          <w:tcPr/>
+          <w:p>
+            <w:pPr>
+              <w:pStyle w:val="Compact"/>
+            </w:pPr>
+            <w:r>
+              <w:t xml:space="preserve">divisão</w:t>
+            </w:r>
+          </w:p>
+        </w:tc>
+        <w:tc>
+          <w:tcPr/>
+          <w:p>
+            <w:pPr>
+              <w:pStyle w:val="Compact"/>
+            </w:pPr>
+            <w:r>
+              <w:t xml:space="preserve">10 / 2</w:t>
+            </w:r>
+          </w:p>
+        </w:tc>
+      </w:tr>
+      <w:tr>
+        <w:tc>
+          <w:tcPr/>
+          <w:p>
+            <w:pPr>
+              <w:pStyle w:val="Compact"/>
+            </w:pPr>
+            <w:r>
+              <w:t xml:space="preserve">//</w:t>
+            </w:r>
+          </w:p>
+        </w:tc>
+        <w:tc>
+          <w:tcPr/>
+          <w:p>
+            <w:pPr>
+              <w:pStyle w:val="Compact"/>
+            </w:pPr>
+            <w:r>
+              <w:t xml:space="preserve">divisão inteira</w:t>
+            </w:r>
+          </w:p>
+        </w:tc>
+        <w:tc>
+          <w:tcPr/>
+          <w:p>
+            <w:pPr>
+              <w:pStyle w:val="Compact"/>
+            </w:pPr>
+            <w:r>
+              <w:t xml:space="preserve">10 // 3</w:t>
+            </w:r>
+          </w:p>
+        </w:tc>
+      </w:tr>
+      <w:tr>
+        <w:tc>
+          <w:tcPr/>
+          <w:p>
+            <w:pPr>
+              <w:pStyle w:val="Compact"/>
+            </w:pPr>
+            <w:r>
+              <w:t xml:space="preserve">%</w:t>
+            </w:r>
+          </w:p>
+        </w:tc>
+        <w:tc>
+          <w:tcPr/>
+          <w:p>
+            <w:pPr>
+              <w:pStyle w:val="Compact"/>
+            </w:pPr>
+            <w:r>
+              <w:t xml:space="preserve">resto da divisão</w:t>
+            </w:r>
+          </w:p>
+        </w:tc>
+        <w:tc>
+          <w:tcPr/>
+          <w:p>
+            <w:pPr>
+              <w:pStyle w:val="Compact"/>
+            </w:pPr>
+            <w:r>
+              <w:t xml:space="preserve">10 % 3</w:t>
+            </w:r>
+          </w:p>
+        </w:tc>
+      </w:tr>
+      <w:tr>
+        <w:tc>
+          <w:tcPr/>
+          <w:p>
+            <w:pPr>
+              <w:pStyle w:val="Compact"/>
+            </w:pPr>
+            <w:r>
+              <w:t xml:space="preserve">**</w:t>
+            </w:r>
+          </w:p>
+        </w:tc>
+        <w:tc>
+          <w:tcPr/>
+          <w:p>
+            <w:pPr>
+              <w:pStyle w:val="Compact"/>
+            </w:pPr>
+            <w:r>
+              <w:t xml:space="preserve">potência</w:t>
+            </w:r>
+          </w:p>
+        </w:tc>
+        <w:tc>
+          <w:tcPr/>
+          <w:p>
+            <w:pPr>
+              <w:pStyle w:val="Compact"/>
+            </w:pPr>
+            <w:r>
+              <w:t xml:space="preserve">2 ** 3</w:t>
+            </w:r>
+          </w:p>
+        </w:tc>
+      </w:tr>
+    </w:tbl>
+    <w:p>
+      <w:pPr>
+        <w:pStyle w:val="BodyText"/>
+      </w:pPr>
+      <w:r>
+        <w:t xml:space="preserve">Exemplos em python:</w:t>
+      </w:r>
+    </w:p>
+    <w:p>
+      <w:pPr>
+        <w:pStyle w:val="SourceCode"/>
+      </w:pPr>
+      <w:r>
+        <w:rPr>
+          <w:rStyle w:val="NormalTok"/>
+        </w:rPr>
+        <w:t xml:space="preserve">a </w:t>
+      </w:r>
+      <w:r>
+        <w:rPr>
+          <w:rStyle w:val="OperatorTok"/>
+        </w:rPr>
         <w:t xml:space="preserve">=</w:t>
       </w:r>
       <w:r>
         <w:rPr>
           <w:rStyle w:val="NormalTok"/>
         </w:rPr>
+        <w:t xml:space="preserve"> </w:t>
+      </w:r>
+      <w:r>
+        <w:rPr>
+          <w:rStyle w:val="DecValTok"/>
+        </w:rPr>
+        <w:t xml:space="preserve">10</w:t>
+      </w:r>
+      <w:r>
+        <w:br/>
+      </w:r>
+      <w:r>
+        <w:rPr>
+          <w:rStyle w:val="NormalTok"/>
+        </w:rPr>
+        <w:t xml:space="preserve">b </w:t>
+      </w:r>
+      <w:r>
+        <w:rPr>
+          <w:rStyle w:val="OperatorTok"/>
+        </w:rPr>
+        <w:t xml:space="preserve">=</w:t>
+      </w:r>
+      <w:r>
+        <w:rPr>
+          <w:rStyle w:val="NormalTok"/>
+        </w:rPr>
+        <w:t xml:space="preserve"> </w:t>
+      </w:r>
+      <w:r>
+        <w:rPr>
+          <w:rStyle w:val="DecValTok"/>
+        </w:rPr>
+        <w:t xml:space="preserve">3</w:t>
+      </w:r>
+      <w:r>
+        <w:br/>
+      </w:r>
+      <w:r>
+        <w:br/>
+      </w:r>
+      <w:r>
+        <w:rPr>
+          <w:rStyle w:val="BuiltInTok"/>
+        </w:rPr>
+        <w:t xml:space="preserve">print</w:t>
+      </w:r>
+      <w:r>
+        <w:rPr>
+          <w:rStyle w:val="NormalTok"/>
+        </w:rPr>
+        <w:t xml:space="preserve">(</w:t>
+      </w:r>
+      <w:r>
+        <w:rPr>
+          <w:rStyle w:val="StringTok"/>
+        </w:rPr>
+        <w:t xml:space="preserve">"Soma:"</w:t>
+      </w:r>
+      <w:r>
+        <w:rPr>
+          <w:rStyle w:val="NormalTok"/>
+        </w:rPr>
+        <w:t xml:space="preserve">, a </w:t>
+      </w:r>
+      <w:r>
+        <w:rPr>
+          <w:rStyle w:val="OperatorTok"/>
+        </w:rPr>
+        <w:t xml:space="preserve">+</w:t>
+      </w:r>
+      <w:r>
+        <w:rPr>
+          <w:rStyle w:val="NormalTok"/>
+        </w:rPr>
+        <w:t xml:space="preserve"> b)</w:t>
+      </w:r>
+      <w:r>
+        <w:br/>
+      </w:r>
+      <w:r>
+        <w:rPr>
+          <w:rStyle w:val="BuiltInTok"/>
+        </w:rPr>
+        <w:t xml:space="preserve">print</w:t>
+      </w:r>
+      <w:r>
+        <w:rPr>
+          <w:rStyle w:val="NormalTok"/>
+        </w:rPr>
+        <w:t xml:space="preserve">(</w:t>
+      </w:r>
+      <w:r>
+        <w:rPr>
+          <w:rStyle w:val="StringTok"/>
+        </w:rPr>
+        <w:t xml:space="preserve">"Subtração:"</w:t>
+      </w:r>
+      <w:r>
+        <w:rPr>
+          <w:rStyle w:val="NormalTok"/>
+        </w:rPr>
+        <w:t xml:space="preserve">, a </w:t>
+      </w:r>
+      <w:r>
+        <w:rPr>
+          <w:rStyle w:val="OperatorTok"/>
+        </w:rPr>
+        <w:t xml:space="preserve">-</w:t>
+      </w:r>
+      <w:r>
+        <w:rPr>
+          <w:rStyle w:val="NormalTok"/>
+        </w:rPr>
+        <w:t xml:space="preserve"> b)</w:t>
+      </w:r>
+      <w:r>
+        <w:br/>
+      </w:r>
+      <w:r>
+        <w:rPr>
+          <w:rStyle w:val="BuiltInTok"/>
+        </w:rPr>
+        <w:t xml:space="preserve">print</w:t>
+      </w:r>
+      <w:r>
+        <w:rPr>
+          <w:rStyle w:val="NormalTok"/>
+        </w:rPr>
+        <w:t xml:space="preserve">(</w:t>
+      </w:r>
+      <w:r>
+        <w:rPr>
+          <w:rStyle w:val="StringTok"/>
+        </w:rPr>
+        <w:t xml:space="preserve">"Multiplicação:"</w:t>
+      </w:r>
+      <w:r>
+        <w:rPr>
+          <w:rStyle w:val="NormalTok"/>
+        </w:rPr>
+        <w:t xml:space="preserve">, a </w:t>
+      </w:r>
+      <w:r>
+        <w:rPr>
+          <w:rStyle w:val="OperatorTok"/>
+        </w:rPr>
+        <w:t xml:space="preserve">*</w:t>
+      </w:r>
+      <w:r>
+        <w:rPr>
+          <w:rStyle w:val="NormalTok"/>
+        </w:rPr>
+        <w:t xml:space="preserve"> b)</w:t>
+      </w:r>
+      <w:r>
+        <w:br/>
+      </w:r>
+      <w:r>
+        <w:rPr>
+          <w:rStyle w:val="BuiltInTok"/>
+        </w:rPr>
+        <w:t xml:space="preserve">print</w:t>
+      </w:r>
+      <w:r>
+        <w:rPr>
+          <w:rStyle w:val="NormalTok"/>
+        </w:rPr>
+        <w:t xml:space="preserve">(</w:t>
+      </w:r>
+      <w:r>
+        <w:rPr>
+          <w:rStyle w:val="StringTok"/>
+        </w:rPr>
+        <w:t xml:space="preserve">"Divisão:"</w:t>
+      </w:r>
+      <w:r>
+        <w:rPr>
+          <w:rStyle w:val="NormalTok"/>
+        </w:rPr>
+        <w:t xml:space="preserve">, a </w:t>
+      </w:r>
+      <w:r>
+        <w:rPr>
+          <w:rStyle w:val="OperatorTok"/>
+        </w:rPr>
+        <w:t xml:space="preserve">/</w:t>
+      </w:r>
+      <w:r>
+        <w:rPr>
+          <w:rStyle w:val="NormalTok"/>
+        </w:rPr>
+        <w:t xml:space="preserve"> b)</w:t>
+      </w:r>
+      <w:r>
+        <w:br/>
+      </w:r>
+      <w:r>
+        <w:rPr>
+          <w:rStyle w:val="BuiltInTok"/>
+        </w:rPr>
+        <w:t xml:space="preserve">print</w:t>
+      </w:r>
+      <w:r>
+        <w:rPr>
+          <w:rStyle w:val="NormalTok"/>
+        </w:rPr>
+        <w:t xml:space="preserve">(</w:t>
+      </w:r>
+      <w:r>
+        <w:rPr>
+          <w:rStyle w:val="StringTok"/>
+        </w:rPr>
+        <w:t xml:space="preserve">"Divisão inteira:"</w:t>
+      </w:r>
+      <w:r>
+        <w:rPr>
+          <w:rStyle w:val="NormalTok"/>
+        </w:rPr>
+        <w:t xml:space="preserve">, a </w:t>
+      </w:r>
+      <w:r>
+        <w:rPr>
+          <w:rStyle w:val="OperatorTok"/>
+        </w:rPr>
+        <w:t xml:space="preserve">//</w:t>
+      </w:r>
+      <w:r>
+        <w:rPr>
+          <w:rStyle w:val="NormalTok"/>
+        </w:rPr>
+        <w:t xml:space="preserve"> b)</w:t>
+      </w:r>
+      <w:r>
+        <w:br/>
+      </w:r>
+      <w:r>
+        <w:rPr>
+          <w:rStyle w:val="BuiltInTok"/>
+        </w:rPr>
+        <w:t xml:space="preserve">print</w:t>
+      </w:r>
+      <w:r>
+        <w:rPr>
+          <w:rStyle w:val="NormalTok"/>
+        </w:rPr>
+        <w:t xml:space="preserve">(</w:t>
+      </w:r>
+      <w:r>
+        <w:rPr>
+          <w:rStyle w:val="StringTok"/>
+        </w:rPr>
+        <w:t xml:space="preserve">"Resto:"</w:t>
+      </w:r>
+      <w:r>
+        <w:rPr>
+          <w:rStyle w:val="NormalTok"/>
+        </w:rPr>
+        <w:t xml:space="preserve">, a </w:t>
+      </w:r>
+      <w:r>
+        <w:rPr>
+          <w:rStyle w:val="OperatorTok"/>
+        </w:rPr>
+        <w:t xml:space="preserve">%</w:t>
+      </w:r>
+      <w:r>
+        <w:rPr>
+          <w:rStyle w:val="NormalTok"/>
+        </w:rPr>
+        <w:t xml:space="preserve"> b)</w:t>
+      </w:r>
+      <w:r>
+        <w:br/>
+      </w:r>
+      <w:r>
+        <w:rPr>
+          <w:rStyle w:val="BuiltInTok"/>
+        </w:rPr>
+        <w:t xml:space="preserve">print</w:t>
+      </w:r>
+      <w:r>
+        <w:rPr>
+          <w:rStyle w:val="NormalTok"/>
+        </w:rPr>
+        <w:t xml:space="preserve">(</w:t>
+      </w:r>
+      <w:r>
+        <w:rPr>
+          <w:rStyle w:val="StringTok"/>
+        </w:rPr>
+        <w:t xml:space="preserve">"Potência:"</w:t>
+      </w:r>
+      <w:r>
+        <w:rPr>
+          <w:rStyle w:val="NormalTok"/>
+        </w:rPr>
+        <w:t xml:space="preserve">, a </w:t>
+      </w:r>
+      <w:r>
+        <w:rPr>
+          <w:rStyle w:val="OperatorTok"/>
+        </w:rPr>
+        <w:t xml:space="preserve">**</w:t>
+      </w:r>
+      <w:r>
+        <w:rPr>
+          <w:rStyle w:val="NormalTok"/>
+        </w:rPr>
+        <w:t xml:space="preserve"> b)</w:t>
+      </w:r>
+    </w:p>
+    <w:p>
+      <w:pPr>
+        <w:pStyle w:val="FirstParagraph"/>
+      </w:pPr>
+      <w:r>
+        <w:t xml:space="preserve">Resultado:</w:t>
+      </w:r>
+    </w:p>
+    <w:p>
+      <w:pPr>
+        <w:pStyle w:val="SourceCode"/>
+      </w:pPr>
+      <w:r>
+        <w:rPr>
+          <w:rStyle w:val="VerbatimChar"/>
+        </w:rPr>
+        <w:t xml:space="preserve">Soma: 13</w:t>
+      </w:r>
+      <w:r>
+        <w:br/>
+      </w:r>
+      <w:r>
+        <w:rPr>
+          <w:rStyle w:val="VerbatimChar"/>
+        </w:rPr>
+        <w:t xml:space="preserve">Subtração: 7</w:t>
+      </w:r>
+      <w:r>
+        <w:br/>
+      </w:r>
+      <w:r>
+        <w:rPr>
+          <w:rStyle w:val="VerbatimChar"/>
+        </w:rPr>
+        <w:t xml:space="preserve">Multiplicação: 30</w:t>
+      </w:r>
+      <w:r>
+        <w:br/>
+      </w:r>
+      <w:r>
+        <w:rPr>
+          <w:rStyle w:val="VerbatimChar"/>
+        </w:rPr>
+        <w:t xml:space="preserve">Divisão: 3.3333</w:t>
+      </w:r>
+      <w:r>
+        <w:br/>
+      </w:r>
+      <w:r>
+        <w:rPr>
+          <w:rStyle w:val="VerbatimChar"/>
+        </w:rPr>
+        <w:t xml:space="preserve">Divisão inteira: 3</w:t>
+      </w:r>
+      <w:r>
+        <w:br/>
+      </w:r>
+      <w:r>
+        <w:rPr>
+          <w:rStyle w:val="VerbatimChar"/>
+        </w:rPr>
+        <w:t xml:space="preserve">Resto: 1</w:t>
+      </w:r>
+      <w:r>
+        <w:br/>
+      </w:r>
+      <w:r>
+        <w:rPr>
+          <w:rStyle w:val="VerbatimChar"/>
+        </w:rPr>
+        <w:t xml:space="preserve">Potência: 1000</w:t>
+      </w:r>
+    </w:p>
+    <w:bookmarkEnd w:id="25"/>
+    <w:bookmarkStart w:id="26" w:name="Xaea2bfb49abe71bebc2d3c10582e0cbe2f4f498"/>
+    <w:p>
+      <w:pPr>
+        <w:pStyle w:val="Heading2"/>
+      </w:pPr>
+      <w:r>
+        <w:t xml:space="preserve">Python - Operadores Relacionais (Comparação)</w:t>
+      </w:r>
+    </w:p>
+    <w:p>
+      <w:pPr>
+        <w:pStyle w:val="FirstParagraph"/>
+      </w:pPr>
+      <w:r>
+        <w:t xml:space="preserve">Os operadores relacionais são utilizados para comparar valores. O resultado sempre será True (verdadeiro) ou False (falso).</w:t>
+      </w:r>
+    </w:p>
+    <w:tbl>
+      <w:tblPr>
+        <w:tblStyle w:val="Table"/>
+        <w:tblW w:type="auto" w:w="0"/>
+        <w:tblLook w:firstRow="1" w:lastRow="0" w:firstColumn="0" w:lastColumn="0" w:noHBand="0" w:noVBand="0" w:val="0020"/>
+      </w:tblPr>
+      <w:tblGrid>
+        <w:gridCol w:w="3960"/>
+        <w:gridCol w:w="3960"/>
+      </w:tblGrid>
+      <w:tr>
+        <w:trPr>
+          <w:tblHeader w:val="on"/>
+        </w:trPr>
+        <w:tc>
+          <w:tcPr/>
+          <w:p>
+            <w:pPr>
+              <w:pStyle w:val="Compact"/>
+            </w:pPr>
+            <w:r>
+              <w:t xml:space="preserve">Operador</w:t>
+            </w:r>
+          </w:p>
+        </w:tc>
+        <w:tc>
+          <w:tcPr/>
+          <w:p>
+            <w:pPr>
+              <w:pStyle w:val="Compact"/>
+            </w:pPr>
+            <w:r>
+              <w:t xml:space="preserve">Significado</w:t>
+            </w:r>
+          </w:p>
+        </w:tc>
+      </w:tr>
+      <w:tr>
+        <w:tc>
+          <w:tcPr/>
+          <w:p>
+            <w:pPr>
+              <w:pStyle w:val="Compact"/>
+            </w:pPr>
+            <w:r>
+              <w:t xml:space="preserve">==</w:t>
+            </w:r>
+          </w:p>
+        </w:tc>
+        <w:tc>
+          <w:tcPr/>
+          <w:p>
+            <w:pPr>
+              <w:pStyle w:val="Compact"/>
+            </w:pPr>
+            <w:r>
+              <w:t xml:space="preserve">igual</w:t>
+            </w:r>
+          </w:p>
+        </w:tc>
+      </w:tr>
+      <w:tr>
+        <w:tc>
+          <w:tcPr/>
+          <w:p>
+            <w:pPr>
+              <w:pStyle w:val="Compact"/>
+            </w:pPr>
+            <w:r>
+              <w:t xml:space="preserve">!=</w:t>
+            </w:r>
+          </w:p>
+        </w:tc>
+        <w:tc>
+          <w:tcPr/>
+          <w:p>
+            <w:pPr>
+              <w:pStyle w:val="Compact"/>
+            </w:pPr>
+            <w:r>
+              <w:t xml:space="preserve">diferente</w:t>
+            </w:r>
+          </w:p>
+        </w:tc>
+      </w:tr>
+      <w:tr>
+        <w:tc>
+          <w:tcPr/>
+          <w:p>
+            <w:pPr>
+              <w:pStyle w:val="Compact"/>
+            </w:pPr>
+            <w:r>
+              <w:t xml:space="preserve">&gt;</w:t>
+            </w:r>
+          </w:p>
+        </w:tc>
+        <w:tc>
+          <w:tcPr/>
+          <w:p>
+            <w:pPr>
+              <w:pStyle w:val="Compact"/>
+            </w:pPr>
+            <w:r>
+              <w:t xml:space="preserve">maior que</w:t>
+            </w:r>
+          </w:p>
+        </w:tc>
+      </w:tr>
+      <w:tr>
+        <w:tc>
+          <w:tcPr/>
+          <w:p>
+            <w:pPr>
+              <w:pStyle w:val="Compact"/>
+            </w:pPr>
+            <w:r>
+              <w:t xml:space="preserve">&lt;</w:t>
+            </w:r>
+          </w:p>
+        </w:tc>
+        <w:tc>
+          <w:tcPr/>
+          <w:p>
+            <w:pPr>
+              <w:pStyle w:val="Compact"/>
+            </w:pPr>
+            <w:r>
+              <w:t xml:space="preserve">menor que</w:t>
+            </w:r>
+          </w:p>
+        </w:tc>
+      </w:tr>
+      <w:tr>
+        <w:tc>
+          <w:tcPr/>
+          <w:p>
+            <w:pPr>
+              <w:pStyle w:val="Compact"/>
+            </w:pPr>
+            <w:r>
+              <w:t xml:space="preserve">&gt;=</w:t>
+            </w:r>
+          </w:p>
+        </w:tc>
+        <w:tc>
+          <w:tcPr/>
+          <w:p>
+            <w:pPr>
+              <w:pStyle w:val="Compact"/>
+            </w:pPr>
+            <w:r>
+              <w:t xml:space="preserve">maior ou igual</w:t>
+            </w:r>
+          </w:p>
+        </w:tc>
+      </w:tr>
+      <w:tr>
+        <w:tc>
+          <w:tcPr/>
+          <w:p>
+            <w:pPr>
+              <w:pStyle w:val="Compact"/>
+            </w:pPr>
+            <w:r>
+              <w:t xml:space="preserve">&lt;=</w:t>
+            </w:r>
+          </w:p>
+        </w:tc>
+        <w:tc>
+          <w:tcPr/>
+          <w:p>
+            <w:pPr>
+              <w:pStyle w:val="Compact"/>
+            </w:pPr>
+            <w:r>
+              <w:t xml:space="preserve">menor ou igual</w:t>
+            </w:r>
+          </w:p>
+        </w:tc>
+      </w:tr>
+    </w:tbl>
+    <w:p>
+      <w:pPr>
+        <w:pStyle w:val="BodyText"/>
+      </w:pPr>
+      <w:r>
+        <w:t xml:space="preserve">Exemplo:</w:t>
+      </w:r>
+    </w:p>
+    <w:p>
+      <w:pPr>
+        <w:pStyle w:val="SourceCode"/>
+      </w:pPr>
+      <w:r>
+        <w:rPr>
+          <w:rStyle w:val="NormalTok"/>
+        </w:rPr>
+        <w:t xml:space="preserve">x </w:t>
+      </w:r>
+      <w:r>
+        <w:rPr>
+          <w:rStyle w:val="OperatorTok"/>
+        </w:rPr>
+        <w:t xml:space="preserve">=</w:t>
+      </w:r>
+      <w:r>
+        <w:rPr>
+          <w:rStyle w:val="NormalTok"/>
+        </w:rPr>
+        <w:t xml:space="preserve"> </w:t>
+      </w:r>
+      <w:r>
+        <w:rPr>
+          <w:rStyle w:val="DecValTok"/>
+        </w:rPr>
+        <w:t xml:space="preserve">10</w:t>
+      </w:r>
+      <w:r>
+        <w:br/>
+      </w:r>
+      <w:r>
+        <w:rPr>
+          <w:rStyle w:val="NormalTok"/>
+        </w:rPr>
+        <w:t xml:space="preserve">y </w:t>
+      </w:r>
+      <w:r>
+        <w:rPr>
+          <w:rStyle w:val="OperatorTok"/>
+        </w:rPr>
+        <w:t xml:space="preserve">=</w:t>
+      </w:r>
+      <w:r>
+        <w:rPr>
+          <w:rStyle w:val="NormalTok"/>
+        </w:rPr>
+        <w:t xml:space="preserve"> </w:t>
+      </w:r>
+      <w:r>
+        <w:rPr>
+          <w:rStyle w:val="DecValTok"/>
+        </w:rPr>
+        <w:t xml:space="preserve">5</w:t>
+      </w:r>
+      <w:r>
+        <w:br/>
+      </w:r>
+      <w:r>
+        <w:br/>
+      </w:r>
+      <w:r>
+        <w:rPr>
+          <w:rStyle w:val="BuiltInTok"/>
+        </w:rPr>
+        <w:t xml:space="preserve">print</w:t>
+      </w:r>
+      <w:r>
+        <w:rPr>
+          <w:rStyle w:val="NormalTok"/>
+        </w:rPr>
+        <w:t xml:space="preserve">(x </w:t>
+      </w:r>
+      <w:r>
+        <w:rPr>
+          <w:rStyle w:val="OperatorTok"/>
+        </w:rPr>
+        <w:t xml:space="preserve">==</w:t>
+      </w:r>
+      <w:r>
+        <w:rPr>
+          <w:rStyle w:val="NormalTok"/>
+        </w:rPr>
+        <w:t xml:space="preserve"> y)</w:t>
+      </w:r>
+      <w:r>
+        <w:br/>
+      </w:r>
+      <w:r>
+        <w:rPr>
+          <w:rStyle w:val="BuiltInTok"/>
+        </w:rPr>
+        <w:t xml:space="preserve">print</w:t>
+      </w:r>
+      <w:r>
+        <w:rPr>
+          <w:rStyle w:val="NormalTok"/>
+        </w:rPr>
+        <w:t xml:space="preserve">(x </w:t>
+      </w:r>
+      <w:r>
+        <w:rPr>
+          <w:rStyle w:val="OperatorTok"/>
+        </w:rPr>
+        <w:t xml:space="preserve">!=</w:t>
+      </w:r>
+      <w:r>
+        <w:rPr>
+          <w:rStyle w:val="NormalTok"/>
+        </w:rPr>
+        <w:t xml:space="preserve"> y)</w:t>
+      </w:r>
+      <w:r>
+        <w:br/>
+      </w:r>
+      <w:r>
+        <w:rPr>
+          <w:rStyle w:val="BuiltInTok"/>
+        </w:rPr>
+        <w:t xml:space="preserve">print</w:t>
+      </w:r>
+      <w:r>
+        <w:rPr>
+          <w:rStyle w:val="NormalTok"/>
+        </w:rPr>
+        <w:t xml:space="preserve">(x </w:t>
+      </w:r>
+      <w:r>
+        <w:rPr>
+          <w:rStyle w:val="OperatorTok"/>
+        </w:rPr>
+        <w:t xml:space="preserve">&gt;</w:t>
+      </w:r>
+      <w:r>
+        <w:rPr>
+          <w:rStyle w:val="NormalTok"/>
+        </w:rPr>
+        <w:t xml:space="preserve"> y)</w:t>
+      </w:r>
+      <w:r>
+        <w:br/>
+      </w:r>
+      <w:r>
+        <w:rPr>
+          <w:rStyle w:val="BuiltInTok"/>
+        </w:rPr>
+        <w:t xml:space="preserve">print</w:t>
+      </w:r>
+      <w:r>
+        <w:rPr>
+          <w:rStyle w:val="NormalTok"/>
+        </w:rPr>
+        <w:t xml:space="preserve">(x </w:t>
+      </w:r>
+      <w:r>
+        <w:rPr>
+          <w:rStyle w:val="OperatorTok"/>
+        </w:rPr>
+        <w:t xml:space="preserve">&lt;</w:t>
+      </w:r>
+      <w:r>
+        <w:rPr>
+          <w:rStyle w:val="NormalTok"/>
+        </w:rPr>
+        <w:t xml:space="preserve"> y)</w:t>
+      </w:r>
+      <w:r>
+        <w:br/>
+      </w:r>
+      <w:r>
+        <w:rPr>
+          <w:rStyle w:val="BuiltInTok"/>
+        </w:rPr>
+        <w:t xml:space="preserve">print</w:t>
+      </w:r>
+      <w:r>
+        <w:rPr>
+          <w:rStyle w:val="NormalTok"/>
+        </w:rPr>
+        <w:t xml:space="preserve">(x </w:t>
+      </w:r>
+      <w:r>
+        <w:rPr>
+          <w:rStyle w:val="OperatorTok"/>
+        </w:rPr>
+        <w:t xml:space="preserve">&gt;=</w:t>
+      </w:r>
+      <w:r>
+        <w:rPr>
+          <w:rStyle w:val="NormalTok"/>
+        </w:rPr>
+        <w:t xml:space="preserve"> y)</w:t>
+      </w:r>
+      <w:r>
+        <w:br/>
+      </w:r>
+      <w:r>
+        <w:rPr>
+          <w:rStyle w:val="BuiltInTok"/>
+        </w:rPr>
+        <w:t xml:space="preserve">print</w:t>
+      </w:r>
+      <w:r>
+        <w:rPr>
+          <w:rStyle w:val="NormalTok"/>
+        </w:rPr>
+        <w:t xml:space="preserve">(x </w:t>
+      </w:r>
+      <w:r>
+        <w:rPr>
+          <w:rStyle w:val="OperatorTok"/>
+        </w:rPr>
+        <w:t xml:space="preserve">&lt;=</w:t>
+      </w:r>
+      <w:r>
+        <w:rPr>
+          <w:rStyle w:val="NormalTok"/>
+        </w:rPr>
+        <w:t xml:space="preserve"> y)</w:t>
+      </w:r>
+    </w:p>
+    <w:p>
+      <w:pPr>
+        <w:pStyle w:val="FirstParagraph"/>
+      </w:pPr>
+      <w:r>
+        <w:t xml:space="preserve">Saída:</w:t>
+      </w:r>
+    </w:p>
+    <w:p>
+      <w:pPr>
+        <w:pStyle w:val="SourceCode"/>
+      </w:pPr>
+      <w:r>
+        <w:rPr>
+          <w:rStyle w:val="VerbatimChar"/>
+        </w:rPr>
+        <w:t xml:space="preserve">False</w:t>
+      </w:r>
+      <w:r>
+        <w:br/>
+      </w:r>
+      <w:r>
+        <w:rPr>
+          <w:rStyle w:val="VerbatimChar"/>
+        </w:rPr>
+        <w:t xml:space="preserve">True</w:t>
+      </w:r>
+      <w:r>
+        <w:br/>
+      </w:r>
+      <w:r>
+        <w:rPr>
+          <w:rStyle w:val="VerbatimChar"/>
+        </w:rPr>
+        <w:t xml:space="preserve">True</w:t>
+      </w:r>
+      <w:r>
+        <w:br/>
+      </w:r>
+      <w:r>
+        <w:rPr>
+          <w:rStyle w:val="VerbatimChar"/>
+        </w:rPr>
+        <w:t xml:space="preserve">False</w:t>
+      </w:r>
+      <w:r>
+        <w:br/>
+      </w:r>
+      <w:r>
+        <w:rPr>
+          <w:rStyle w:val="VerbatimChar"/>
+        </w:rPr>
+        <w:t xml:space="preserve">True</w:t>
+      </w:r>
+      <w:r>
+        <w:br/>
+      </w:r>
+      <w:r>
+        <w:rPr>
+          <w:rStyle w:val="VerbatimChar"/>
+        </w:rPr>
+        <w:t xml:space="preserve">False</w:t>
+      </w:r>
+    </w:p>
+    <w:bookmarkEnd w:id="26"/>
+    <w:bookmarkStart w:id="27" w:name="python---operadores-lógicos"/>
+    <w:p>
+      <w:pPr>
+        <w:pStyle w:val="Heading2"/>
+      </w:pPr>
+      <w:r>
+        <w:t xml:space="preserve">Python - Operadores Lógicos</w:t>
+      </w:r>
+    </w:p>
+    <w:p>
+      <w:pPr>
+        <w:pStyle w:val="FirstParagraph"/>
+      </w:pPr>
+      <w:r>
+        <w:t xml:space="preserve">Os operadores lógicos são usados para combinar expressões booleanas.</w:t>
+      </w:r>
+    </w:p>
+    <w:tbl>
+      <w:tblPr>
+        <w:tblStyle w:val="Table"/>
+        <w:tblW w:type="auto" w:w="0"/>
+        <w:tblLook w:firstRow="1" w:lastRow="0" w:firstColumn="0" w:lastColumn="0" w:noHBand="0" w:noVBand="0" w:val="0020"/>
+      </w:tblPr>
+      <w:tblGrid>
+        <w:gridCol w:w="3960"/>
+        <w:gridCol w:w="3960"/>
+      </w:tblGrid>
+      <w:tr>
+        <w:trPr>
+          <w:tblHeader w:val="on"/>
+        </w:trPr>
+        <w:tc>
+          <w:tcPr/>
+          <w:p>
+            <w:pPr>
+              <w:pStyle w:val="Compact"/>
+            </w:pPr>
+            <w:r>
+              <w:t xml:space="preserve">Operador</w:t>
+            </w:r>
+          </w:p>
+        </w:tc>
+        <w:tc>
+          <w:tcPr/>
+          <w:p>
+            <w:pPr>
+              <w:pStyle w:val="Compact"/>
+            </w:pPr>
+            <w:r>
+              <w:t xml:space="preserve">Significado</w:t>
+            </w:r>
+          </w:p>
+        </w:tc>
+      </w:tr>
+      <w:tr>
+        <w:tc>
+          <w:tcPr/>
+          <w:p>
+            <w:pPr>
+              <w:pStyle w:val="Compact"/>
+            </w:pPr>
+            <w:r>
+              <w:t xml:space="preserve">and</w:t>
+            </w:r>
+          </w:p>
+        </w:tc>
+        <w:tc>
+          <w:tcPr/>
+          <w:p>
+            <w:pPr>
+              <w:pStyle w:val="Compact"/>
+            </w:pPr>
+            <w:r>
+              <w:t xml:space="preserve">E lógico</w:t>
+            </w:r>
+          </w:p>
+        </w:tc>
+      </w:tr>
+      <w:tr>
+        <w:tc>
+          <w:tcPr/>
+          <w:p>
+            <w:pPr>
+              <w:pStyle w:val="Compact"/>
+            </w:pPr>
+            <w:r>
+              <w:t xml:space="preserve">or</w:t>
+            </w:r>
+          </w:p>
+        </w:tc>
+        <w:tc>
+          <w:tcPr/>
+          <w:p>
+            <w:pPr>
+              <w:pStyle w:val="Compact"/>
+            </w:pPr>
+            <w:r>
+              <w:t xml:space="preserve">OU lógico</w:t>
+            </w:r>
+          </w:p>
+        </w:tc>
+      </w:tr>
+      <w:tr>
+        <w:tc>
+          <w:tcPr/>
+          <w:p>
+            <w:pPr>
+              <w:pStyle w:val="Compact"/>
+            </w:pPr>
+            <w:r>
+              <w:t xml:space="preserve">not</w:t>
+            </w:r>
+          </w:p>
+        </w:tc>
+        <w:tc>
+          <w:tcPr/>
+          <w:p>
+            <w:pPr>
+              <w:pStyle w:val="Compact"/>
+            </w:pPr>
+            <w:r>
+              <w:t xml:space="preserve">negação</w:t>
+            </w:r>
+          </w:p>
+        </w:tc>
+      </w:tr>
+    </w:tbl>
+    <w:p>
+      <w:pPr>
+        <w:pStyle w:val="BodyText"/>
+      </w:pPr>
+      <w:r>
+        <w:t xml:space="preserve">Exemplo:</w:t>
+      </w:r>
+    </w:p>
+    <w:p>
+      <w:pPr>
+        <w:pStyle w:val="SourceCode"/>
+      </w:pPr>
+      <w:r>
+        <w:rPr>
+          <w:rStyle w:val="NormalTok"/>
+        </w:rPr>
+        <w:t xml:space="preserve">idade </w:t>
+      </w:r>
+      <w:r>
+        <w:rPr>
+          <w:rStyle w:val="OperatorTok"/>
+        </w:rPr>
+        <w:t xml:space="preserve">=</w:t>
+      </w:r>
+      <w:r>
+        <w:rPr>
+          <w:rStyle w:val="NormalTok"/>
+        </w:rPr>
+        <w:t xml:space="preserve"> </w:t>
+      </w:r>
+      <w:r>
+        <w:rPr>
+          <w:rStyle w:val="DecValTok"/>
+        </w:rPr>
+        <w:t xml:space="preserve">20</w:t>
+      </w:r>
+      <w:r>
+        <w:br/>
+      </w:r>
+      <w:r>
+        <w:rPr>
+          <w:rStyle w:val="NormalTok"/>
+        </w:rPr>
+        <w:t xml:space="preserve">tem_carteira </w:t>
+      </w:r>
+      <w:r>
+        <w:rPr>
+          <w:rStyle w:val="OperatorTok"/>
+        </w:rPr>
+        <w:t xml:space="preserve">=</w:t>
+      </w:r>
+      <w:r>
+        <w:rPr>
+          <w:rStyle w:val="NormalTok"/>
+        </w:rPr>
+        <w:t xml:space="preserve"> </w:t>
+      </w:r>
+      <w:r>
+        <w:rPr>
+          <w:rStyle w:val="VariableTok"/>
+        </w:rPr>
+        <w:t xml:space="preserve">True</w:t>
+      </w:r>
+      <w:r>
+        <w:br/>
+      </w:r>
+      <w:r>
+        <w:br/>
+      </w:r>
+      <w:r>
+        <w:rPr>
+          <w:rStyle w:val="BuiltInTok"/>
+        </w:rPr>
+        <w:t xml:space="preserve">print</w:t>
+      </w:r>
+      <w:r>
+        <w:rPr>
+          <w:rStyle w:val="NormalTok"/>
+        </w:rPr>
+        <w:t xml:space="preserve">(idade </w:t>
+      </w:r>
+      <w:r>
+        <w:rPr>
+          <w:rStyle w:val="OperatorTok"/>
+        </w:rPr>
+        <w:t xml:space="preserve">&gt;=</w:t>
+      </w:r>
+      <w:r>
+        <w:rPr>
+          <w:rStyle w:val="NormalTok"/>
+        </w:rPr>
+        <w:t xml:space="preserve"> </w:t>
+      </w:r>
+      <w:r>
+        <w:rPr>
+          <w:rStyle w:val="DecValTok"/>
+        </w:rPr>
+        <w:t xml:space="preserve">18</w:t>
+      </w:r>
+      <w:r>
+        <w:rPr>
+          <w:rStyle w:val="NormalTok"/>
+        </w:rPr>
+        <w:t xml:space="preserve"> </w:t>
+      </w:r>
+      <w:r>
+        <w:rPr>
+          <w:rStyle w:val="KeywordTok"/>
+        </w:rPr>
+        <w:t xml:space="preserve">and</w:t>
+      </w:r>
+      <w:r>
+        <w:rPr>
+          <w:rStyle w:val="NormalTok"/>
+        </w:rPr>
+        <w:t xml:space="preserve"> tem_carteira)</w:t>
+      </w:r>
+      <w:r>
+        <w:br/>
+      </w:r>
+      <w:r>
+        <w:rPr>
+          <w:rStyle w:val="BuiltInTok"/>
+        </w:rPr>
+        <w:t xml:space="preserve">print</w:t>
+      </w:r>
+      <w:r>
+        <w:rPr>
+          <w:rStyle w:val="NormalTok"/>
+        </w:rPr>
+        <w:t xml:space="preserve">(idade </w:t>
+      </w:r>
+      <w:r>
+        <w:rPr>
+          <w:rStyle w:val="OperatorTok"/>
+        </w:rPr>
+        <w:t xml:space="preserve">&gt;=</w:t>
+      </w:r>
+      <w:r>
+        <w:rPr>
+          <w:rStyle w:val="NormalTok"/>
+        </w:rPr>
+        <w:t xml:space="preserve"> </w:t>
+      </w:r>
+      <w:r>
+        <w:rPr>
+          <w:rStyle w:val="DecValTok"/>
+        </w:rPr>
+        <w:t xml:space="preserve">18</w:t>
+      </w:r>
+      <w:r>
+        <w:rPr>
+          <w:rStyle w:val="NormalTok"/>
+        </w:rPr>
+        <w:t xml:space="preserve"> </w:t>
+      </w:r>
+      <w:r>
+        <w:rPr>
+          <w:rStyle w:val="KeywordTok"/>
+        </w:rPr>
+        <w:t xml:space="preserve">or</w:t>
+      </w:r>
+      <w:r>
+        <w:rPr>
+          <w:rStyle w:val="NormalTok"/>
+        </w:rPr>
+        <w:t xml:space="preserve"> tem_carteira)</w:t>
+      </w:r>
+      <w:r>
+        <w:br/>
+      </w:r>
+      <w:r>
+        <w:rPr>
+          <w:rStyle w:val="BuiltInTok"/>
+        </w:rPr>
+        <w:t xml:space="preserve">print</w:t>
+      </w:r>
+      <w:r>
+        <w:rPr>
+          <w:rStyle w:val="NormalTok"/>
+        </w:rPr>
+        <w:t xml:space="preserve">(</w:t>
+      </w:r>
+      <w:r>
+        <w:rPr>
+          <w:rStyle w:val="KeywordTok"/>
+        </w:rPr>
+        <w:t xml:space="preserve">not</w:t>
+      </w:r>
+      <w:r>
+        <w:rPr>
+          <w:rStyle w:val="NormalTok"/>
+        </w:rPr>
+        <w:t xml:space="preserve"> tem_carteira)</w:t>
+      </w:r>
+    </w:p>
+    <w:p>
+      <w:pPr>
+        <w:pStyle w:val="FirstParagraph"/>
+      </w:pPr>
+      <w:r>
+        <w:t xml:space="preserve">Saída:</w:t>
+      </w:r>
+    </w:p>
+    <w:p>
+      <w:pPr>
+        <w:pStyle w:val="SourceCode"/>
+      </w:pPr>
+      <w:r>
+        <w:rPr>
+          <w:rStyle w:val="VerbatimChar"/>
+        </w:rPr>
+        <w:t xml:space="preserve">True</w:t>
+      </w:r>
+      <w:r>
+        <w:br/>
+      </w:r>
+      <w:r>
+        <w:rPr>
+          <w:rStyle w:val="VerbatimChar"/>
+        </w:rPr>
+        <w:t xml:space="preserve">True</w:t>
+      </w:r>
+      <w:r>
+        <w:br/>
+      </w:r>
+      <w:r>
+        <w:rPr>
+          <w:rStyle w:val="VerbatimChar"/>
+        </w:rPr>
+        <w:t xml:space="preserve">False</w:t>
+      </w:r>
+    </w:p>
+    <w:bookmarkEnd w:id="27"/>
+    <w:bookmarkStart w:id="28" w:name="python---operadores-de-atribuição"/>
+    <w:p>
+      <w:pPr>
+        <w:pStyle w:val="Heading2"/>
+      </w:pPr>
+      <w:r>
+        <w:t xml:space="preserve">Python - Operadores de Atribuição</w:t>
+      </w:r>
+    </w:p>
+    <w:p>
+      <w:pPr>
+        <w:pStyle w:val="FirstParagraph"/>
+      </w:pPr>
+      <w:r>
+        <w:t xml:space="preserve">Os operadores de atribuição são usados para atribuir valores às variáveis.</w:t>
+      </w:r>
+    </w:p>
+    <w:tbl>
+      <w:tblPr>
+        <w:tblStyle w:val="Table"/>
+        <w:tblW w:type="auto" w:w="0"/>
+        <w:tblLook w:firstRow="1" w:lastRow="0" w:firstColumn="0" w:lastColumn="0" w:noHBand="0" w:noVBand="0" w:val="0020"/>
+      </w:tblPr>
+      <w:tblGrid>
+        <w:gridCol w:w="2640"/>
+        <w:gridCol w:w="2640"/>
+        <w:gridCol w:w="2640"/>
+      </w:tblGrid>
+      <w:tr>
+        <w:trPr>
+          <w:tblHeader w:val="on"/>
+        </w:trPr>
+        <w:tc>
+          <w:tcPr/>
+          <w:p>
+            <w:pPr>
+              <w:pStyle w:val="Compact"/>
+            </w:pPr>
+            <w:r>
+              <w:t xml:space="preserve">Operador</w:t>
+            </w:r>
+          </w:p>
+        </w:tc>
+        <w:tc>
+          <w:tcPr/>
+          <w:p>
+            <w:pPr>
+              <w:pStyle w:val="Compact"/>
+            </w:pPr>
+            <w:r>
+              <w:t xml:space="preserve">Exemplo</w:t>
+            </w:r>
+          </w:p>
+        </w:tc>
+        <w:tc>
+          <w:tcPr/>
+          <w:p>
+            <w:pPr>
+              <w:pStyle w:val="Compact"/>
+            </w:pPr>
+            <w:r>
+              <w:t xml:space="preserve">Equivalente</w:t>
+            </w:r>
+          </w:p>
+        </w:tc>
+      </w:tr>
+      <w:tr>
+        <w:tc>
+          <w:tcPr/>
+          <w:p>
+            <w:pPr>
+              <w:pStyle w:val="Compact"/>
+            </w:pPr>
+            <w:r>
+              <w:t xml:space="preserve">=</w:t>
+            </w:r>
+          </w:p>
+        </w:tc>
+        <w:tc>
+          <w:tcPr/>
+          <w:p>
+            <w:pPr>
+              <w:pStyle w:val="Compact"/>
+            </w:pPr>
+            <w:r>
+              <w:t xml:space="preserve">x = 5</w:t>
+            </w:r>
+          </w:p>
+        </w:tc>
+        <w:tc>
+          <w:tcPr/>
+          <w:p>
+            <w:pPr>
+              <w:pStyle w:val="Compact"/>
+            </w:pPr>
+            <w:r>
+              <w:t xml:space="preserve">atribuição</w:t>
+            </w:r>
+          </w:p>
+        </w:tc>
+      </w:tr>
+      <w:tr>
+        <w:tc>
+          <w:tcPr/>
+          <w:p>
+            <w:pPr>
+              <w:pStyle w:val="Compact"/>
+            </w:pPr>
+            <w:r>
+              <w:t xml:space="preserve">+=</w:t>
+            </w:r>
+          </w:p>
+        </w:tc>
+        <w:tc>
+          <w:tcPr/>
+          <w:p>
+            <w:pPr>
+              <w:pStyle w:val="Compact"/>
+            </w:pPr>
+            <w:r>
+              <w:t xml:space="preserve">x += 2</w:t>
+            </w:r>
+          </w:p>
+        </w:tc>
+        <w:tc>
+          <w:tcPr/>
+          <w:p>
+            <w:pPr>
+              <w:pStyle w:val="Compact"/>
+            </w:pPr>
+            <w:r>
+              <w:t xml:space="preserve">x = x + 2</w:t>
+            </w:r>
+          </w:p>
+        </w:tc>
+      </w:tr>
+      <w:tr>
+        <w:tc>
+          <w:tcPr/>
+          <w:p>
+            <w:pPr>
+              <w:pStyle w:val="Compact"/>
+            </w:pPr>
+            <w:r>
+              <w:t xml:space="preserve">-=</w:t>
+            </w:r>
+          </w:p>
+        </w:tc>
+        <w:tc>
+          <w:tcPr/>
+          <w:p>
+            <w:pPr>
+              <w:pStyle w:val="Compact"/>
+            </w:pPr>
+            <w:r>
+              <w:t xml:space="preserve">x -= 2</w:t>
+            </w:r>
+          </w:p>
+        </w:tc>
+        <w:tc>
+          <w:tcPr/>
+          <w:p>
+            <w:pPr>
+              <w:pStyle w:val="Compact"/>
+            </w:pPr>
+            <w:r>
+              <w:t xml:space="preserve">x = x - 2</w:t>
+            </w:r>
+          </w:p>
+        </w:tc>
+      </w:tr>
+      <w:tr>
+        <w:tc>
+          <w:tcPr/>
+          <w:p>
+            <w:pPr>
+              <w:pStyle w:val="Compact"/>
+            </w:pPr>
+            <w:r>
+              <w:t xml:space="preserve">*=</w:t>
+            </w:r>
+          </w:p>
+        </w:tc>
+        <w:tc>
+          <w:tcPr/>
+          <w:p>
+            <w:pPr>
+              <w:pStyle w:val="Compact"/>
+            </w:pPr>
+            <w:r>
+              <w:t xml:space="preserve">x *= 2</w:t>
+            </w:r>
+          </w:p>
+        </w:tc>
+        <w:tc>
+          <w:tcPr/>
+          <w:p>
+            <w:pPr>
+              <w:pStyle w:val="Compact"/>
+            </w:pPr>
+            <w:r>
+              <w:t xml:space="preserve">x = x * 2</w:t>
+            </w:r>
+          </w:p>
+        </w:tc>
+      </w:tr>
+      <w:tr>
+        <w:tc>
+          <w:tcPr/>
+          <w:p>
+            <w:pPr>
+              <w:pStyle w:val="Compact"/>
+            </w:pPr>
+            <w:r>
+              <w:t xml:space="preserve">/=</w:t>
+            </w:r>
+          </w:p>
+        </w:tc>
+        <w:tc>
+          <w:tcPr/>
+          <w:p>
+            <w:pPr>
+              <w:pStyle w:val="Compact"/>
+            </w:pPr>
+            <w:r>
+              <w:t xml:space="preserve">x /= 2</w:t>
+            </w:r>
+          </w:p>
+        </w:tc>
+        <w:tc>
+          <w:tcPr/>
+          <w:p>
+            <w:pPr>
+              <w:pStyle w:val="Compact"/>
+            </w:pPr>
+            <w:r>
+              <w:t xml:space="preserve">x = x / 2</w:t>
+            </w:r>
+          </w:p>
+        </w:tc>
+      </w:tr>
+      <w:tr>
+        <w:tc>
+          <w:tcPr/>
+          <w:p>
+            <w:pPr>
+              <w:pStyle w:val="Compact"/>
+            </w:pPr>
+            <w:r>
+              <w:t xml:space="preserve">%=</w:t>
+            </w:r>
+          </w:p>
+        </w:tc>
+        <w:tc>
+          <w:tcPr/>
+          <w:p>
+            <w:pPr>
+              <w:pStyle w:val="Compact"/>
+            </w:pPr>
+            <w:r>
+              <w:t xml:space="preserve">x %= 2</w:t>
+            </w:r>
+          </w:p>
+        </w:tc>
+        <w:tc>
+          <w:tcPr/>
+          <w:p>
+            <w:pPr>
+              <w:pStyle w:val="Compact"/>
+            </w:pPr>
+            <w:r>
+              <w:t xml:space="preserve">x = x % 2</w:t>
+            </w:r>
+          </w:p>
+        </w:tc>
+      </w:tr>
+    </w:tbl>
+    <w:p>
+      <w:pPr>
+        <w:pStyle w:val="SourceCode"/>
+      </w:pPr>
+      <w:r>
+        <w:rPr>
+          <w:rStyle w:val="NormalTok"/>
+        </w:rPr>
+        <w:t xml:space="preserve">x </w:t>
+      </w:r>
+      <w:r>
+        <w:rPr>
+          <w:rStyle w:val="OperatorTok"/>
+        </w:rPr>
+        <w:t xml:space="preserve">=</w:t>
+      </w:r>
+      <w:r>
+        <w:rPr>
+          <w:rStyle w:val="NormalTok"/>
+        </w:rPr>
+        <w:t xml:space="preserve"> </w:t>
+      </w:r>
+      <w:r>
+        <w:rPr>
+          <w:rStyle w:val="DecValTok"/>
+        </w:rPr>
+        <w:t xml:space="preserve">10</w:t>
+      </w:r>
+      <w:r>
+        <w:br/>
+      </w:r>
+      <w:r>
+        <w:br/>
+      </w:r>
+      <w:r>
+        <w:rPr>
+          <w:rStyle w:val="NormalTok"/>
+        </w:rPr>
+        <w:t xml:space="preserve">x </w:t>
+      </w:r>
+      <w:r>
+        <w:rPr>
+          <w:rStyle w:val="OperatorTok"/>
+        </w:rPr>
+        <w:t xml:space="preserve">+=</w:t>
+      </w:r>
+      <w:r>
+        <w:rPr>
+          <w:rStyle w:val="NormalTok"/>
+        </w:rPr>
+        <w:t xml:space="preserve"> </w:t>
+      </w:r>
+      <w:r>
+        <w:rPr>
+          <w:rStyle w:val="DecValTok"/>
+        </w:rPr>
+        <w:t xml:space="preserve">5</w:t>
+      </w:r>
+      <w:r>
+        <w:br/>
+      </w:r>
+      <w:r>
+        <w:rPr>
+          <w:rStyle w:val="BuiltInTok"/>
+        </w:rPr>
+        <w:t xml:space="preserve">print</w:t>
+      </w:r>
+      <w:r>
+        <w:rPr>
+          <w:rStyle w:val="NormalTok"/>
+        </w:rPr>
+        <w:t xml:space="preserve">(x)</w:t>
+      </w:r>
+      <w:r>
+        <w:br/>
+      </w:r>
+      <w:r>
+        <w:br/>
+      </w:r>
+      <w:r>
+        <w:rPr>
+          <w:rStyle w:val="NormalTok"/>
+        </w:rPr>
+        <w:t xml:space="preserve">x </w:t>
+      </w:r>
+      <w:r>
+        <w:rPr>
+          <w:rStyle w:val="OperatorTok"/>
+        </w:rPr>
+        <w:t xml:space="preserve">*=</w:t>
+      </w:r>
+      <w:r>
+        <w:rPr>
+          <w:rStyle w:val="NormalTok"/>
+        </w:rPr>
+        <w:t xml:space="preserve"> </w:t>
+      </w:r>
+      <w:r>
+        <w:rPr>
+          <w:rStyle w:val="DecValTok"/>
+        </w:rPr>
+        <w:t xml:space="preserve">2</w:t>
+      </w:r>
+      <w:r>
+        <w:br/>
+      </w:r>
+      <w:r>
+        <w:rPr>
+          <w:rStyle w:val="BuiltInTok"/>
+        </w:rPr>
+        <w:t xml:space="preserve">print</w:t>
+      </w:r>
+      <w:r>
+        <w:rPr>
+          <w:rStyle w:val="NormalTok"/>
+        </w:rPr>
+        <w:t xml:space="preserve">(x)</w:t>
+      </w:r>
+      <w:r>
+        <w:br/>
+      </w:r>
+      <w:r>
+        <w:br/>
+      </w:r>
+      <w:r>
+        <w:rPr>
+          <w:rStyle w:val="NormalTok"/>
+        </w:rPr>
+        <w:t xml:space="preserve">x </w:t>
+      </w:r>
+      <w:r>
+        <w:rPr>
+          <w:rStyle w:val="OperatorTok"/>
+        </w:rPr>
+        <w:t xml:space="preserve">-=</w:t>
+      </w:r>
+      <w:r>
+        <w:rPr>
+          <w:rStyle w:val="NormalTok"/>
+        </w:rPr>
+        <w:t xml:space="preserve"> </w:t>
+      </w:r>
+      <w:r>
+        <w:rPr>
+          <w:rStyle w:val="DecValTok"/>
+        </w:rPr>
+        <w:t xml:space="preserve">4</w:t>
+      </w:r>
+      <w:r>
+        <w:br/>
+      </w:r>
+      <w:r>
+        <w:rPr>
+          <w:rStyle w:val="BuiltInTok"/>
+        </w:rPr>
+        <w:t xml:space="preserve">print</w:t>
+      </w:r>
+      <w:r>
+        <w:rPr>
+          <w:rStyle w:val="NormalTok"/>
+        </w:rPr>
+        <w:t xml:space="preserve">(x)</w:t>
+      </w:r>
+    </w:p>
+    <w:bookmarkEnd w:id="28"/>
+    <w:bookmarkStart w:id="29" w:name="python---operadores-de-identidade"/>
+    <w:p>
+      <w:pPr>
+        <w:pStyle w:val="Heading2"/>
+      </w:pPr>
+      <w:r>
+        <w:t xml:space="preserve">Python - Operadores de Identidade</w:t>
+      </w:r>
+    </w:p>
+    <w:p>
+      <w:pPr>
+        <w:pStyle w:val="FirstParagraph"/>
+      </w:pPr>
+      <w:r>
+        <w:t xml:space="preserve">Os operadores de identidade verificam se duas variáveis apontam para o mesmo objeto na memória.</w:t>
+      </w:r>
+    </w:p>
+    <w:tbl>
+      <w:tblPr>
+        <w:tblStyle w:val="Table"/>
+        <w:tblW w:type="auto" w:w="0"/>
+        <w:tblLook w:firstRow="1" w:lastRow="0" w:firstColumn="0" w:lastColumn="0" w:noHBand="0" w:noVBand="0" w:val="0020"/>
+      </w:tblPr>
+      <w:tblGrid>
+        <w:gridCol w:w="3960"/>
+        <w:gridCol w:w="3960"/>
+      </w:tblGrid>
+      <w:tr>
+        <w:trPr>
+          <w:tblHeader w:val="on"/>
+        </w:trPr>
+        <w:tc>
+          <w:tcPr/>
+          <w:p>
+            <w:pPr>
+              <w:pStyle w:val="Compact"/>
+            </w:pPr>
+            <w:r>
+              <w:t xml:space="preserve">Operador</w:t>
+            </w:r>
+          </w:p>
+        </w:tc>
+        <w:tc>
+          <w:tcPr/>
+          <w:p>
+            <w:pPr>
+              <w:pStyle w:val="Compact"/>
+            </w:pPr>
+            <w:r>
+              <w:t xml:space="preserve">Significado</w:t>
+            </w:r>
+          </w:p>
+        </w:tc>
+      </w:tr>
+      <w:tr>
+        <w:tc>
+          <w:tcPr/>
+          <w:p>
+            <w:pPr>
+              <w:pStyle w:val="Compact"/>
+            </w:pPr>
+            <w:r>
+              <w:t xml:space="preserve">is</w:t>
+            </w:r>
+          </w:p>
+        </w:tc>
+        <w:tc>
+          <w:tcPr/>
+          <w:p>
+            <w:pPr>
+              <w:pStyle w:val="Compact"/>
+            </w:pPr>
+            <w:r>
+              <w:t xml:space="preserve">são o mesmo objeto</w:t>
+            </w:r>
+          </w:p>
+        </w:tc>
+      </w:tr>
+      <w:tr>
+        <w:tc>
+          <w:tcPr/>
+          <w:p>
+            <w:pPr>
+              <w:pStyle w:val="Compact"/>
+            </w:pPr>
+            <w:r>
+              <w:t xml:space="preserve">is not</w:t>
+            </w:r>
+          </w:p>
+        </w:tc>
+        <w:tc>
+          <w:tcPr/>
+          <w:p>
+            <w:pPr>
+              <w:pStyle w:val="Compact"/>
+            </w:pPr>
+            <w:r>
+              <w:t xml:space="preserve">não são o mesmo objeto</w:t>
+            </w:r>
+          </w:p>
+        </w:tc>
+      </w:tr>
+    </w:tbl>
+    <w:p>
+      <w:pPr>
+        <w:pStyle w:val="SourceCode"/>
+      </w:pPr>
+      <w:r>
+        <w:rPr>
+          <w:rStyle w:val="NormalTok"/>
+        </w:rPr>
+        <w:t xml:space="preserve">a </w:t>
+      </w:r>
+      <w:r>
+        <w:rPr>
+          <w:rStyle w:val="OperatorTok"/>
+        </w:rPr>
+        <w:t xml:space="preserve">=</w:t>
+      </w:r>
+      <w:r>
+        <w:rPr>
+          <w:rStyle w:val="NormalTok"/>
+        </w:rPr>
         <w:t xml:space="preserve"> [</w:t>
       </w:r>
       <w:r>
         <w:rPr>
           <w:rStyle w:val="DecValTok"/>
         </w:rPr>
+        <w:t xml:space="preserve">1</w:t>
+      </w:r>
+      <w:r>
+        <w:rPr>
+          <w:rStyle w:val="NormalTok"/>
+        </w:rPr>
+        <w:t xml:space="preserve">,</w:t>
+      </w:r>
+      <w:r>
+        <w:rPr>
+          <w:rStyle w:val="DecValTok"/>
+        </w:rPr>
+        <w:t xml:space="preserve">2</w:t>
+      </w:r>
+      <w:r>
+        <w:rPr>
+          <w:rStyle w:val="NormalTok"/>
+        </w:rPr>
+        <w:t xml:space="preserve">,</w:t>
+      </w:r>
+      <w:r>
+        <w:rPr>
+          <w:rStyle w:val="DecValTok"/>
+        </w:rPr>
+        <w:t xml:space="preserve">3</w:t>
+      </w:r>
+      <w:r>
+        <w:rPr>
+          <w:rStyle w:val="NormalTok"/>
+        </w:rPr>
+        <w:t xml:space="preserve">]</w:t>
+      </w:r>
+      <w:r>
+        <w:br/>
+      </w:r>
+      <w:r>
+        <w:rPr>
+          <w:rStyle w:val="NormalTok"/>
+        </w:rPr>
+        <w:t xml:space="preserve">b </w:t>
+      </w:r>
+      <w:r>
+        <w:rPr>
+          <w:rStyle w:val="OperatorTok"/>
+        </w:rPr>
+        <w:t xml:space="preserve">=</w:t>
+      </w:r>
+      <w:r>
+        <w:rPr>
+          <w:rStyle w:val="NormalTok"/>
+        </w:rPr>
+        <w:t xml:space="preserve"> a</w:t>
+      </w:r>
+      <w:r>
+        <w:br/>
+      </w:r>
+      <w:r>
+        <w:rPr>
+          <w:rStyle w:val="NormalTok"/>
+        </w:rPr>
+        <w:t xml:space="preserve">c </w:t>
+      </w:r>
+      <w:r>
+        <w:rPr>
+          <w:rStyle w:val="OperatorTok"/>
+        </w:rPr>
+        <w:t xml:space="preserve">=</w:t>
+      </w:r>
+      <w:r>
+        <w:rPr>
+          <w:rStyle w:val="NormalTok"/>
+        </w:rPr>
+        <w:t xml:space="preserve"> [</w:t>
+      </w:r>
+      <w:r>
+        <w:rPr>
+          <w:rStyle w:val="DecValTok"/>
+        </w:rPr>
+        <w:t xml:space="preserve">1</w:t>
+      </w:r>
+      <w:r>
+        <w:rPr>
+          <w:rStyle w:val="NormalTok"/>
+        </w:rPr>
+        <w:t xml:space="preserve">,</w:t>
+      </w:r>
+      <w:r>
+        <w:rPr>
+          <w:rStyle w:val="DecValTok"/>
+        </w:rPr>
+        <w:t xml:space="preserve">2</w:t>
+      </w:r>
+      <w:r>
+        <w:rPr>
+          <w:rStyle w:val="NormalTok"/>
+        </w:rPr>
+        <w:t xml:space="preserve">,</w:t>
+      </w:r>
+      <w:r>
+        <w:rPr>
+          <w:rStyle w:val="DecValTok"/>
+        </w:rPr>
+        <w:t xml:space="preserve">3</w:t>
+      </w:r>
+      <w:r>
+        <w:rPr>
+          <w:rStyle w:val="NormalTok"/>
+        </w:rPr>
+        <w:t xml:space="preserve">]</w:t>
+      </w:r>
+      <w:r>
+        <w:br/>
+      </w:r>
+      <w:r>
+        <w:br/>
+      </w:r>
+      <w:r>
+        <w:rPr>
+          <w:rStyle w:val="BuiltInTok"/>
+        </w:rPr>
+        <w:t xml:space="preserve">print</w:t>
+      </w:r>
+      <w:r>
+        <w:rPr>
+          <w:rStyle w:val="NormalTok"/>
+        </w:rPr>
+        <w:t xml:space="preserve">(a </w:t>
+      </w:r>
+      <w:r>
+        <w:rPr>
+          <w:rStyle w:val="KeywordTok"/>
+        </w:rPr>
+        <w:t xml:space="preserve">is</w:t>
+      </w:r>
+      <w:r>
+        <w:rPr>
+          <w:rStyle w:val="NormalTok"/>
+        </w:rPr>
+        <w:t xml:space="preserve"> b)</w:t>
+      </w:r>
+      <w:r>
+        <w:br/>
+      </w:r>
+      <w:r>
+        <w:rPr>
+          <w:rStyle w:val="BuiltInTok"/>
+        </w:rPr>
+        <w:t xml:space="preserve">print</w:t>
+      </w:r>
+      <w:r>
+        <w:rPr>
+          <w:rStyle w:val="NormalTok"/>
+        </w:rPr>
+        <w:t xml:space="preserve">(a </w:t>
+      </w:r>
+      <w:r>
+        <w:rPr>
+          <w:rStyle w:val="KeywordTok"/>
+        </w:rPr>
+        <w:t xml:space="preserve">is</w:t>
+      </w:r>
+      <w:r>
+        <w:rPr>
+          <w:rStyle w:val="NormalTok"/>
+        </w:rPr>
+        <w:t xml:space="preserve"> c)</w:t>
+      </w:r>
+    </w:p>
+    <w:p>
+      <w:pPr>
+        <w:pStyle w:val="FirstParagraph"/>
+      </w:pPr>
+      <w:r>
+        <w:t xml:space="preserve">Saída:</w:t>
+      </w:r>
+    </w:p>
+    <w:p>
+      <w:pPr>
+        <w:pStyle w:val="SourceCode"/>
+      </w:pPr>
+      <w:r>
+        <w:rPr>
+          <w:rStyle w:val="VerbatimChar"/>
+        </w:rPr>
+        <w:t xml:space="preserve">False</w:t>
+      </w:r>
+      <w:r>
+        <w:br/>
+      </w:r>
+      <w:r>
+        <w:rPr>
+          <w:rStyle w:val="VerbatimChar"/>
+        </w:rPr>
+        <w:t xml:space="preserve">True</w:t>
+      </w:r>
+    </w:p>
+    <w:p>
+      <w:pPr>
+        <w:pStyle w:val="FirstParagraph"/>
+      </w:pPr>
+      <w:r>
+        <w:t xml:space="preserve">Isso acontece porque b referencia o mesmo objeto que a, enquanto c é um novo objeto na memória.</w:t>
+      </w:r>
+    </w:p>
+    <w:bookmarkEnd w:id="29"/>
+    <w:bookmarkStart w:id="30" w:name="python---operadores-de-associação"/>
+    <w:p>
+      <w:pPr>
+        <w:pStyle w:val="Heading2"/>
+      </w:pPr>
+      <w:r>
+        <w:t xml:space="preserve">Python - Operadores de Associação</w:t>
+      </w:r>
+    </w:p>
+    <w:p>
+      <w:pPr>
+        <w:pStyle w:val="FirstParagraph"/>
+      </w:pPr>
+      <w:r>
+        <w:t xml:space="preserve">Verificam se um valor pertence a uma sequência.</w:t>
+      </w:r>
+    </w:p>
+    <w:tbl>
+      <w:tblPr>
+        <w:tblStyle w:val="Table"/>
+        <w:tblW w:type="auto" w:w="0"/>
+        <w:tblLook w:firstRow="1" w:lastRow="0" w:firstColumn="0" w:lastColumn="0" w:noHBand="0" w:noVBand="0" w:val="0020"/>
+      </w:tblPr>
+      <w:tblGrid>
+        <w:gridCol w:w="3960"/>
+        <w:gridCol w:w="3960"/>
+      </w:tblGrid>
+      <w:tr>
+        <w:trPr>
+          <w:tblHeader w:val="on"/>
+        </w:trPr>
+        <w:tc>
+          <w:tcPr/>
+          <w:p>
+            <w:pPr>
+              <w:pStyle w:val="Compact"/>
+            </w:pPr>
+            <w:r>
+              <w:t xml:space="preserve">Operador</w:t>
+            </w:r>
+          </w:p>
+        </w:tc>
+        <w:tc>
+          <w:tcPr/>
+          <w:p>
+            <w:pPr>
+              <w:pStyle w:val="Compact"/>
+            </w:pPr>
+            <w:r>
+              <w:t xml:space="preserve">Significado</w:t>
+            </w:r>
+          </w:p>
+        </w:tc>
+      </w:tr>
+      <w:tr>
+        <w:tc>
+          <w:tcPr/>
+          <w:p>
+            <w:pPr>
+              <w:pStyle w:val="Compact"/>
+            </w:pPr>
+            <w:r>
+              <w:t xml:space="preserve">in</w:t>
+            </w:r>
+          </w:p>
+        </w:tc>
+        <w:tc>
+          <w:tcPr/>
+          <w:p>
+            <w:pPr>
+              <w:pStyle w:val="Compact"/>
+            </w:pPr>
+            <w:r>
+              <w:t xml:space="preserve">está presente</w:t>
+            </w:r>
+          </w:p>
+        </w:tc>
+      </w:tr>
+      <w:tr>
+        <w:tc>
+          <w:tcPr/>
+          <w:p>
+            <w:pPr>
+              <w:pStyle w:val="Compact"/>
+            </w:pPr>
+            <w:r>
+              <w:t xml:space="preserve">not in</w:t>
+            </w:r>
+          </w:p>
+        </w:tc>
+        <w:tc>
+          <w:tcPr/>
+          <w:p>
+            <w:pPr>
+              <w:pStyle w:val="Compact"/>
+            </w:pPr>
+            <w:r>
+              <w:t xml:space="preserve">não está presente</w:t>
+            </w:r>
+          </w:p>
+        </w:tc>
+      </w:tr>
+    </w:tbl>
+    <w:p>
+      <w:pPr>
+        <w:pStyle w:val="SourceCode"/>
+      </w:pPr>
+      <w:r>
+        <w:rPr>
+          <w:rStyle w:val="NormalTok"/>
+        </w:rPr>
+        <w:t xml:space="preserve">lista </w:t>
+      </w:r>
+      <w:r>
+        <w:rPr>
+          <w:rStyle w:val="OperatorTok"/>
+        </w:rPr>
+        <w:t xml:space="preserve">=</w:t>
+      </w:r>
+      <w:r>
+        <w:rPr>
+          <w:rStyle w:val="NormalTok"/>
+        </w:rPr>
+        <w:t xml:space="preserve"> [</w:t>
+      </w:r>
+      <w:r>
+        <w:rPr>
+          <w:rStyle w:val="DecValTok"/>
+        </w:rPr>
+        <w:t xml:space="preserve">10</w:t>
+      </w:r>
+      <w:r>
+        <w:rPr>
+          <w:rStyle w:val="NormalTok"/>
+        </w:rPr>
+        <w:t xml:space="preserve">,</w:t>
+      </w:r>
+      <w:r>
+        <w:rPr>
+          <w:rStyle w:val="DecValTok"/>
+        </w:rPr>
+        <w:t xml:space="preserve">20</w:t>
+      </w:r>
+      <w:r>
+        <w:rPr>
+          <w:rStyle w:val="NormalTok"/>
+        </w:rPr>
+        <w:t xml:space="preserve">,</w:t>
+      </w:r>
+      <w:r>
+        <w:rPr>
+          <w:rStyle w:val="DecValTok"/>
+        </w:rPr>
+        <w:t xml:space="preserve">30</w:t>
+      </w:r>
+      <w:r>
+        <w:rPr>
+          <w:rStyle w:val="NormalTok"/>
+        </w:rPr>
+        <w:t xml:space="preserve">,</w:t>
+      </w:r>
+      <w:r>
+        <w:rPr>
+          <w:rStyle w:val="DecValTok"/>
+        </w:rPr>
+        <w:t xml:space="preserve">40</w:t>
+      </w:r>
+      <w:r>
+        <w:rPr>
+          <w:rStyle w:val="NormalTok"/>
+        </w:rPr>
+        <w:t xml:space="preserve">]</w:t>
+      </w:r>
+      <w:r>
+        <w:br/>
+      </w:r>
+      <w:r>
+        <w:br/>
+      </w:r>
+      <w:r>
+        <w:rPr>
+          <w:rStyle w:val="BuiltInTok"/>
+        </w:rPr>
+        <w:t xml:space="preserve">print</w:t>
+      </w:r>
+      <w:r>
+        <w:rPr>
+          <w:rStyle w:val="NormalTok"/>
+        </w:rPr>
+        <w:t xml:space="preserve">(</w:t>
+      </w:r>
+      <w:r>
+        <w:rPr>
+          <w:rStyle w:val="DecValTok"/>
+        </w:rPr>
+        <w:t xml:space="preserve">20</w:t>
+      </w:r>
+      <w:r>
+        <w:rPr>
+          <w:rStyle w:val="NormalTok"/>
+        </w:rPr>
+        <w:t xml:space="preserve"> </w:t>
+      </w:r>
+      <w:r>
+        <w:rPr>
+          <w:rStyle w:val="KeywordTok"/>
+        </w:rPr>
+        <w:t xml:space="preserve">in</w:t>
+      </w:r>
+      <w:r>
+        <w:rPr>
+          <w:rStyle w:val="NormalTok"/>
+        </w:rPr>
+        <w:t xml:space="preserve"> lista)</w:t>
+      </w:r>
+      <w:r>
+        <w:br/>
+      </w:r>
+      <w:r>
+        <w:rPr>
+          <w:rStyle w:val="BuiltInTok"/>
+        </w:rPr>
+        <w:t xml:space="preserve">print</w:t>
+      </w:r>
+      <w:r>
+        <w:rPr>
+          <w:rStyle w:val="NormalTok"/>
+        </w:rPr>
+        <w:t xml:space="preserve">(</w:t>
+      </w:r>
+      <w:r>
+        <w:rPr>
+          <w:rStyle w:val="DecValTok"/>
+        </w:rPr>
         <w:t xml:space="preserve">5</w:t>
       </w:r>
       <w:r>
         <w:rPr>
           <w:rStyle w:val="NormalTok"/>
         </w:rPr>
-        <w:t xml:space="preserve">, </w:t>
+        <w:t xml:space="preserve"> </w:t>
+      </w:r>
+      <w:r>
+        <w:rPr>
+          <w:rStyle w:val="KeywordTok"/>
+        </w:rPr>
+        <w:t xml:space="preserve">in</w:t>
+      </w:r>
+      <w:r>
+        <w:rPr>
+          <w:rStyle w:val="NormalTok"/>
+        </w:rPr>
+        <w:t xml:space="preserve"> lista)</w:t>
+      </w:r>
+      <w:r>
+        <w:br/>
+      </w:r>
+      <w:r>
+        <w:rPr>
+          <w:rStyle w:val="BuiltInTok"/>
+        </w:rPr>
+        <w:t xml:space="preserve">print</w:t>
+      </w:r>
+      <w:r>
+        <w:rPr>
+          <w:rStyle w:val="NormalTok"/>
+        </w:rPr>
+        <w:t xml:space="preserve">(</w:t>
       </w:r>
       <w:r>
         <w:rPr>
           <w:rStyle w:val="DecValTok"/>
         </w:rPr>
-        <w:t xml:space="preserve">10</w:t>
-      </w:r>
-      <w:r>
-        <w:rPr>
-          <w:rStyle w:val="NormalTok"/>
-        </w:rPr>
-        <w:t xml:space="preserve">, </w:t>
+        <w:t xml:space="preserve">5</w:t>
+      </w:r>
+      <w:r>
+        <w:rPr>
+          <w:rStyle w:val="NormalTok"/>
+        </w:rPr>
+        <w:t xml:space="preserve"> </w:t>
+      </w:r>
+      <w:r>
+        <w:rPr>
+          <w:rStyle w:val="KeywordTok"/>
+        </w:rPr>
+        <w:t xml:space="preserve">not</w:t>
+      </w:r>
+      <w:r>
+        <w:rPr>
+          <w:rStyle w:val="NormalTok"/>
+        </w:rPr>
+        <w:t xml:space="preserve"> </w:t>
+      </w:r>
+      <w:r>
+        <w:rPr>
+          <w:rStyle w:val="KeywordTok"/>
+        </w:rPr>
+        <w:t xml:space="preserve">in</w:t>
+      </w:r>
+      <w:r>
+        <w:rPr>
+          <w:rStyle w:val="NormalTok"/>
+        </w:rPr>
+        <w:t xml:space="preserve"> lista)</w:t>
+      </w:r>
+    </w:p>
+    <w:p>
+      <w:pPr>
+        <w:pStyle w:val="FirstParagraph"/>
+      </w:pPr>
+      <w:r>
+        <w:t xml:space="preserve">Saída:</w:t>
+      </w:r>
+    </w:p>
+    <w:p>
+      <w:pPr>
+        <w:pStyle w:val="SourceCode"/>
+      </w:pPr>
+      <w:r>
+        <w:rPr>
+          <w:rStyle w:val="VerbatimChar"/>
+        </w:rPr>
+        <w:t xml:space="preserve">True</w:t>
+      </w:r>
+      <w:r>
+        <w:br/>
+      </w:r>
+      <w:r>
+        <w:rPr>
+          <w:rStyle w:val="VerbatimChar"/>
+        </w:rPr>
+        <w:t xml:space="preserve">False</w:t>
+      </w:r>
+      <w:r>
+        <w:br/>
+      </w:r>
+      <w:r>
+        <w:rPr>
+          <w:rStyle w:val="VerbatimChar"/>
+        </w:rPr>
+        <w:t xml:space="preserve">True</w:t>
+      </w:r>
+    </w:p>
+    <w:bookmarkEnd w:id="30"/>
+    <w:bookmarkStart w:id="35" w:name="X0817834ba306d3fd8b7de2b1d3f81e941498836"/>
+    <w:p>
+      <w:pPr>
+        <w:pStyle w:val="Heading2"/>
+      </w:pPr>
+      <w:r>
+        <w:t xml:space="preserve">Python -</w:t>
+      </w:r>
+      <w:r>
+        <w:t xml:space="preserve"> </w:t>
+      </w:r>
+      <w:r>
+        <w:t xml:space="preserve">“Converter”</w:t>
+      </w:r>
+      <w:r>
+        <w:t xml:space="preserve"> </w:t>
+      </w:r>
+      <w:r>
+        <w:t xml:space="preserve">tipo de Variável (Type Casting)</w:t>
+      </w:r>
+    </w:p>
+    <w:p>
+      <w:pPr>
+        <w:pStyle w:val="FirstParagraph"/>
+      </w:pPr>
+      <w:r>
+        <w:t xml:space="preserve">Type Casting é a conversão de um tipo de dado para outro.</w:t>
+      </w:r>
+    </w:p>
+    <w:p>
+      <w:pPr>
+        <w:pStyle w:val="BodyText"/>
+      </w:pPr>
+      <w:r>
+        <w:t xml:space="preserve">Em Python usamos funções como:</w:t>
+      </w:r>
+    </w:p>
+    <w:tbl>
+      <w:tblPr>
+        <w:tblStyle w:val="Table"/>
+        <w:tblW w:type="auto" w:w="0"/>
+        <w:tblLook w:firstRow="1" w:lastRow="0" w:firstColumn="0" w:lastColumn="0" w:noHBand="0" w:noVBand="0" w:val="0020"/>
+      </w:tblPr>
+      <w:tblGrid>
+        <w:gridCol w:w="3960"/>
+        <w:gridCol w:w="3960"/>
+      </w:tblGrid>
+      <w:tr>
+        <w:trPr>
+          <w:tblHeader w:val="on"/>
+        </w:trPr>
+        <w:tc>
+          <w:tcPr/>
+          <w:p>
+            <w:pPr>
+              <w:pStyle w:val="Compact"/>
+            </w:pPr>
+            <w:r>
+              <w:t xml:space="preserve">Função</w:t>
+            </w:r>
+          </w:p>
+        </w:tc>
+        <w:tc>
+          <w:tcPr/>
+          <w:p>
+            <w:pPr>
+              <w:pStyle w:val="Compact"/>
+            </w:pPr>
+            <w:r>
+              <w:t xml:space="preserve">Conversão</w:t>
+            </w:r>
+          </w:p>
+        </w:tc>
+      </w:tr>
+      <w:tr>
+        <w:tc>
+          <w:tcPr/>
+          <w:p>
+            <w:pPr>
+              <w:pStyle w:val="Compact"/>
+            </w:pPr>
+            <w:r>
+              <w:t xml:space="preserve">int()</w:t>
+            </w:r>
+          </w:p>
+        </w:tc>
+        <w:tc>
+          <w:tcPr/>
+          <w:p>
+            <w:pPr>
+              <w:pStyle w:val="Compact"/>
+            </w:pPr>
+            <w:r>
+              <w:t xml:space="preserve">para inteiro</w:t>
+            </w:r>
+          </w:p>
+        </w:tc>
+      </w:tr>
+      <w:tr>
+        <w:tc>
+          <w:tcPr/>
+          <w:p>
+            <w:pPr>
+              <w:pStyle w:val="Compact"/>
+            </w:pPr>
+            <w:r>
+              <w:t xml:space="preserve">float()</w:t>
+            </w:r>
+          </w:p>
+        </w:tc>
+        <w:tc>
+          <w:tcPr/>
+          <w:p>
+            <w:pPr>
+              <w:pStyle w:val="Compact"/>
+            </w:pPr>
+            <w:r>
+              <w:t xml:space="preserve">para decimal</w:t>
+            </w:r>
+          </w:p>
+        </w:tc>
+      </w:tr>
+      <w:tr>
+        <w:tc>
+          <w:tcPr/>
+          <w:p>
+            <w:pPr>
+              <w:pStyle w:val="Compact"/>
+            </w:pPr>
+            <w:r>
+              <w:t xml:space="preserve">str()</w:t>
+            </w:r>
+          </w:p>
+        </w:tc>
+        <w:tc>
+          <w:tcPr/>
+          <w:p>
+            <w:pPr>
+              <w:pStyle w:val="Compact"/>
+            </w:pPr>
+            <w:r>
+              <w:t xml:space="preserve">para texto</w:t>
+            </w:r>
+          </w:p>
+        </w:tc>
+      </w:tr>
+    </w:tbl>
+    <w:bookmarkStart w:id="31" w:name="conversão-para-inteiro-int"/>
+    <w:p>
+      <w:pPr>
+        <w:pStyle w:val="Heading3"/>
+      </w:pPr>
+      <w:r>
+        <w:t xml:space="preserve">Conversão para Inteiro (int):</w:t>
+      </w:r>
+    </w:p>
+    <w:p>
+      <w:pPr>
+        <w:pStyle w:val="SourceCode"/>
+      </w:pPr>
+      <w:r>
+        <w:br/>
+      </w:r>
+      <w:r>
+        <w:rPr>
+          <w:rStyle w:val="NormalTok"/>
+        </w:rPr>
+        <w:t xml:space="preserve">numero </w:t>
+      </w:r>
+      <w:r>
+        <w:rPr>
+          <w:rStyle w:val="OperatorTok"/>
+        </w:rPr>
+        <w:t xml:space="preserve">=</w:t>
+      </w:r>
+      <w:r>
+        <w:rPr>
+          <w:rStyle w:val="NormalTok"/>
+        </w:rPr>
+        <w:t xml:space="preserve"> </w:t>
+      </w:r>
+      <w:r>
+        <w:rPr>
+          <w:rStyle w:val="StringTok"/>
+        </w:rPr>
+        <w:t xml:space="preserve">"10"</w:t>
+      </w:r>
+      <w:r>
+        <w:br/>
+      </w:r>
+      <w:r>
+        <w:br/>
+      </w:r>
+      <w:r>
+        <w:rPr>
+          <w:rStyle w:val="NormalTok"/>
+        </w:rPr>
+        <w:t xml:space="preserve">numero_int </w:t>
+      </w:r>
+      <w:r>
+        <w:rPr>
+          <w:rStyle w:val="OperatorTok"/>
+        </w:rPr>
+        <w:t xml:space="preserve">=</w:t>
+      </w:r>
+      <w:r>
+        <w:rPr>
+          <w:rStyle w:val="NormalTok"/>
+        </w:rPr>
+        <w:t xml:space="preserve"> </w:t>
+      </w:r>
+      <w:r>
+        <w:rPr>
+          <w:rStyle w:val="BuiltInTok"/>
+        </w:rPr>
+        <w:t xml:space="preserve">int</w:t>
+      </w:r>
+      <w:r>
+        <w:rPr>
+          <w:rStyle w:val="NormalTok"/>
+        </w:rPr>
+        <w:t xml:space="preserve">(numero)</w:t>
+      </w:r>
+      <w:r>
+        <w:br/>
+      </w:r>
+      <w:r>
+        <w:br/>
+      </w:r>
+      <w:r>
+        <w:rPr>
+          <w:rStyle w:val="BuiltInTok"/>
+        </w:rPr>
+        <w:t xml:space="preserve">print</w:t>
+      </w:r>
+      <w:r>
+        <w:rPr>
+          <w:rStyle w:val="NormalTok"/>
+        </w:rPr>
+        <w:t xml:space="preserve">(numero_int)</w:t>
+      </w:r>
+      <w:r>
+        <w:br/>
+      </w:r>
+      <w:r>
+        <w:rPr>
+          <w:rStyle w:val="BuiltInTok"/>
+        </w:rPr>
+        <w:t xml:space="preserve">print</w:t>
+      </w:r>
+      <w:r>
+        <w:rPr>
+          <w:rStyle w:val="NormalTok"/>
+        </w:rPr>
+        <w:t xml:space="preserve">(</w:t>
+      </w:r>
+      <w:r>
+        <w:rPr>
+          <w:rStyle w:val="BuiltInTok"/>
+        </w:rPr>
+        <w:t xml:space="preserve">type</w:t>
+      </w:r>
+      <w:r>
+        <w:rPr>
+          <w:rStyle w:val="NormalTok"/>
+        </w:rPr>
+        <w:t xml:space="preserve">(numero_int))</w:t>
+      </w:r>
+    </w:p>
+    <w:bookmarkEnd w:id="31"/>
+    <w:bookmarkStart w:id="32" w:name="conversão-para-número-real-float"/>
+    <w:p>
+      <w:pPr>
+        <w:pStyle w:val="Heading3"/>
+      </w:pPr>
+      <w:r>
+        <w:t xml:space="preserve">Conversão para número real (float):</w:t>
+      </w:r>
+    </w:p>
+    <w:p>
+      <w:pPr>
+        <w:pStyle w:val="SourceCode"/>
+      </w:pPr>
+      <w:r>
+        <w:rPr>
+          <w:rStyle w:val="NormalTok"/>
+        </w:rPr>
+        <w:t xml:space="preserve">valor </w:t>
+      </w:r>
+      <w:r>
+        <w:rPr>
+          <w:rStyle w:val="OperatorTok"/>
+        </w:rPr>
+        <w:t xml:space="preserve">=</w:t>
+      </w:r>
+      <w:r>
+        <w:rPr>
+          <w:rStyle w:val="NormalTok"/>
+        </w:rPr>
+        <w:t xml:space="preserve"> </w:t>
+      </w:r>
+      <w:r>
+        <w:rPr>
+          <w:rStyle w:val="StringTok"/>
+        </w:rPr>
+        <w:t xml:space="preserve">"3.14"</w:t>
+      </w:r>
+      <w:r>
+        <w:br/>
+      </w:r>
+      <w:r>
+        <w:br/>
+      </w:r>
+      <w:r>
+        <w:rPr>
+          <w:rStyle w:val="NormalTok"/>
+        </w:rPr>
+        <w:t xml:space="preserve">valor_float </w:t>
+      </w:r>
+      <w:r>
+        <w:rPr>
+          <w:rStyle w:val="OperatorTok"/>
+        </w:rPr>
+        <w:t xml:space="preserve">=</w:t>
+      </w:r>
+      <w:r>
+        <w:rPr>
+          <w:rStyle w:val="NormalTok"/>
+        </w:rPr>
+        <w:t xml:space="preserve"> </w:t>
+      </w:r>
+      <w:r>
+        <w:rPr>
+          <w:rStyle w:val="BuiltInTok"/>
+        </w:rPr>
+        <w:t xml:space="preserve">float</w:t>
+      </w:r>
+      <w:r>
+        <w:rPr>
+          <w:rStyle w:val="NormalTok"/>
+        </w:rPr>
+        <w:t xml:space="preserve">(valor)</w:t>
+      </w:r>
+      <w:r>
+        <w:br/>
+      </w:r>
+      <w:r>
+        <w:br/>
+      </w:r>
+      <w:r>
+        <w:rPr>
+          <w:rStyle w:val="BuiltInTok"/>
+        </w:rPr>
+        <w:t xml:space="preserve">print</w:t>
+      </w:r>
+      <w:r>
+        <w:rPr>
+          <w:rStyle w:val="NormalTok"/>
+        </w:rPr>
+        <w:t xml:space="preserve">(valor_float)</w:t>
+      </w:r>
+      <w:r>
+        <w:br/>
+      </w:r>
+      <w:r>
+        <w:rPr>
+          <w:rStyle w:val="BuiltInTok"/>
+        </w:rPr>
+        <w:t xml:space="preserve">print</w:t>
+      </w:r>
+      <w:r>
+        <w:rPr>
+          <w:rStyle w:val="NormalTok"/>
+        </w:rPr>
+        <w:t xml:space="preserve">(</w:t>
+      </w:r>
+      <w:r>
+        <w:rPr>
+          <w:rStyle w:val="BuiltInTok"/>
+        </w:rPr>
+        <w:t xml:space="preserve">type</w:t>
+      </w:r>
+      <w:r>
+        <w:rPr>
+          <w:rStyle w:val="NormalTok"/>
+        </w:rPr>
+        <w:t xml:space="preserve">(valor_float))</w:t>
+      </w:r>
+    </w:p>
+    <w:bookmarkEnd w:id="32"/>
+    <w:bookmarkStart w:id="33" w:name="Xbc5e98b4d4ad715ed5a4d59b639be851e2ce772"/>
+    <w:p>
+      <w:pPr>
+        <w:pStyle w:val="Heading3"/>
+      </w:pPr>
+      <w:r>
+        <w:t xml:space="preserve">Conversão para cadeia de caracteres (string):</w:t>
+      </w:r>
+    </w:p>
+    <w:p>
+      <w:pPr>
+        <w:pStyle w:val="SourceCode"/>
+      </w:pPr>
+      <w:r>
+        <w:rPr>
+          <w:rStyle w:val="NormalTok"/>
+        </w:rPr>
+        <w:t xml:space="preserve">idade </w:t>
+      </w:r>
+      <w:r>
+        <w:rPr>
+          <w:rStyle w:val="OperatorTok"/>
+        </w:rPr>
+        <w:t xml:space="preserve">=</w:t>
+      </w:r>
+      <w:r>
+        <w:rPr>
+          <w:rStyle w:val="NormalTok"/>
+        </w:rPr>
+        <w:t xml:space="preserve"> </w:t>
       </w:r>
       <w:r>
         <w:rPr>
           <w:rStyle w:val="DecValTok"/>
         </w:rPr>
-        <w:t xml:space="preserve">15</w:t>
-      </w:r>
-      <w:r>
-        <w:rPr>
-          <w:rStyle w:val="NormalTok"/>
-        </w:rPr>
-        <w:t xml:space="preserve">, </w:t>
-      </w:r>
-      <w:r>
-        <w:rPr>
-          <w:rStyle w:val="DecValTok"/>
-        </w:rPr>
-        <w:t xml:space="preserve">20</w:t>
-      </w:r>
-      <w:r>
-        <w:rPr>
-          <w:rStyle w:val="NormalTok"/>
-        </w:rPr>
-        <w:t xml:space="preserve">]</w:t>
-      </w:r>
-      <w:r>
-        <w:br/>
-      </w:r>
-      <w:r>
-        <w:rPr>
-          <w:rStyle w:val="NormalTok"/>
-        </w:rPr>
-        <w:t xml:space="preserve">lista2 </w:t>
+        <w:t xml:space="preserve">25</w:t>
+      </w:r>
+      <w:r>
+        <w:br/>
+      </w:r>
+      <w:r>
+        <w:br/>
+      </w:r>
+      <w:r>
+        <w:rPr>
+          <w:rStyle w:val="NormalTok"/>
+        </w:rPr>
+        <w:t xml:space="preserve">texto </w:t>
       </w:r>
       <w:r>
         <w:rPr>
@@ -913,16 +4350,85 @@
         <w:rPr>
           <w:rStyle w:val="NormalTok"/>
         </w:rPr>
-        <w:t xml:space="preserve"> lista1</w:t>
-      </w:r>
-      <w:r>
-        <w:br/>
-      </w:r>
-      <w:r>
-        <w:rPr>
-          <w:rStyle w:val="NormalTok"/>
-        </w:rPr>
-        <w:t xml:space="preserve">lista3 </w:t>
+        <w:t xml:space="preserve"> </w:t>
+      </w:r>
+      <w:r>
+        <w:rPr>
+          <w:rStyle w:val="BuiltInTok"/>
+        </w:rPr>
+        <w:t xml:space="preserve">str</w:t>
+      </w:r>
+      <w:r>
+        <w:rPr>
+          <w:rStyle w:val="NormalTok"/>
+        </w:rPr>
+        <w:t xml:space="preserve">(idade)</w:t>
+      </w:r>
+      <w:r>
+        <w:br/>
+      </w:r>
+      <w:r>
+        <w:br/>
+      </w:r>
+      <w:r>
+        <w:rPr>
+          <w:rStyle w:val="BuiltInTok"/>
+        </w:rPr>
+        <w:t xml:space="preserve">print</w:t>
+      </w:r>
+      <w:r>
+        <w:rPr>
+          <w:rStyle w:val="NormalTok"/>
+        </w:rPr>
+        <w:t xml:space="preserve">(texto)</w:t>
+      </w:r>
+      <w:r>
+        <w:br/>
+      </w:r>
+      <w:r>
+        <w:rPr>
+          <w:rStyle w:val="BuiltInTok"/>
+        </w:rPr>
+        <w:t xml:space="preserve">print</w:t>
+      </w:r>
+      <w:r>
+        <w:rPr>
+          <w:rStyle w:val="NormalTok"/>
+        </w:rPr>
+        <w:t xml:space="preserve">(</w:t>
+      </w:r>
+      <w:r>
+        <w:rPr>
+          <w:rStyle w:val="BuiltInTok"/>
+        </w:rPr>
+        <w:t xml:space="preserve">type</w:t>
+      </w:r>
+      <w:r>
+        <w:rPr>
+          <w:rStyle w:val="NormalTok"/>
+        </w:rPr>
+        <w:t xml:space="preserve">(texto))</w:t>
+      </w:r>
+    </w:p>
+    <w:bookmarkEnd w:id="33"/>
+    <w:bookmarkStart w:id="34" w:name="exemplo-integrando-tudo"/>
+    <w:p>
+      <w:pPr>
+        <w:pStyle w:val="Heading3"/>
+      </w:pPr>
+      <w:r>
+        <w:t xml:space="preserve">Exemplo integrando tudo:</w:t>
+      </w:r>
+    </w:p>
+    <w:p>
+      <w:pPr>
+        <w:pStyle w:val="SourceCode"/>
+      </w:pPr>
+      <w:r>
+        <w:rPr>
+          <w:rStyle w:val="NormalTok"/>
+        </w:rPr>
+        <w:t xml:space="preserve">numero1 </w:t>
       </w:r>
       <w:r>
         <w:rPr>
@@ -934,66 +4440,192 @@
         <w:rPr>
           <w:rStyle w:val="NormalTok"/>
         </w:rPr>
-        <w:t xml:space="preserve"> [</w:t>
-      </w:r>
-      <w:r>
-        <w:rPr>
-          <w:rStyle w:val="DecValTok"/>
-        </w:rPr>
-        <w:t xml:space="preserve">5</w:t>
-      </w:r>
-      <w:r>
-        <w:rPr>
-          <w:rStyle w:val="NormalTok"/>
-        </w:rPr>
-        <w:t xml:space="preserve">, </w:t>
-      </w:r>
-      <w:r>
-        <w:rPr>
-          <w:rStyle w:val="DecValTok"/>
-        </w:rPr>
-        <w:t xml:space="preserve">10</w:t>
-      </w:r>
-      <w:r>
-        <w:rPr>
-          <w:rStyle w:val="NormalTok"/>
-        </w:rPr>
-        <w:t xml:space="preserve">, </w:t>
-      </w:r>
-      <w:r>
-        <w:rPr>
-          <w:rStyle w:val="DecValTok"/>
-        </w:rPr>
-        <w:t xml:space="preserve">15</w:t>
-      </w:r>
-      <w:r>
-        <w:rPr>
-          <w:rStyle w:val="NormalTok"/>
-        </w:rPr>
-        <w:t xml:space="preserve">, </w:t>
-      </w:r>
-      <w:r>
-        <w:rPr>
-          <w:rStyle w:val="DecValTok"/>
-        </w:rPr>
-        <w:t xml:space="preserve">20</w:t>
-      </w:r>
-      <w:r>
-        <w:rPr>
-          <w:rStyle w:val="NormalTok"/>
-        </w:rPr>
-        <w:t xml:space="preserve">]</w:t>
-      </w:r>
-      <w:r>
-        <w:br/>
-      </w:r>
-      <w:r>
-        <w:br/>
+        <w:t xml:space="preserve"> </w:t>
       </w:r>
       <w:r>
         <w:rPr>
           <w:rStyle w:val="BuiltInTok"/>
         </w:rPr>
+        <w:t xml:space="preserve">input</w:t>
+      </w:r>
+      <w:r>
+        <w:rPr>
+          <w:rStyle w:val="NormalTok"/>
+        </w:rPr>
+        <w:t xml:space="preserve">(</w:t>
+      </w:r>
+      <w:r>
+        <w:rPr>
+          <w:rStyle w:val="StringTok"/>
+        </w:rPr>
+        <w:t xml:space="preserve">"Digite um número: "</w:t>
+      </w:r>
+      <w:r>
+        <w:rPr>
+          <w:rStyle w:val="NormalTok"/>
+        </w:rPr>
+        <w:t xml:space="preserve">)</w:t>
+      </w:r>
+      <w:r>
+        <w:br/>
+      </w:r>
+      <w:r>
+        <w:rPr>
+          <w:rStyle w:val="NormalTok"/>
+        </w:rPr>
+        <w:t xml:space="preserve">numero2 </w:t>
+      </w:r>
+      <w:r>
+        <w:rPr>
+          <w:rStyle w:val="OperatorTok"/>
+        </w:rPr>
+        <w:t xml:space="preserve">=</w:t>
+      </w:r>
+      <w:r>
+        <w:rPr>
+          <w:rStyle w:val="NormalTok"/>
+        </w:rPr>
+        <w:t xml:space="preserve"> </w:t>
+      </w:r>
+      <w:r>
+        <w:rPr>
+          <w:rStyle w:val="BuiltInTok"/>
+        </w:rPr>
+        <w:t xml:space="preserve">input</w:t>
+      </w:r>
+      <w:r>
+        <w:rPr>
+          <w:rStyle w:val="NormalTok"/>
+        </w:rPr>
+        <w:t xml:space="preserve">(</w:t>
+      </w:r>
+      <w:r>
+        <w:rPr>
+          <w:rStyle w:val="StringTok"/>
+        </w:rPr>
+        <w:t xml:space="preserve">"Digite outro número: "</w:t>
+      </w:r>
+      <w:r>
+        <w:rPr>
+          <w:rStyle w:val="NormalTok"/>
+        </w:rPr>
+        <w:t xml:space="preserve">)</w:t>
+      </w:r>
+      <w:r>
+        <w:br/>
+      </w:r>
+      <w:r>
+        <w:br/>
+      </w:r>
+      <w:r>
+        <w:rPr>
+          <w:rStyle w:val="NormalTok"/>
+        </w:rPr>
+        <w:t xml:space="preserve">numero1 </w:t>
+      </w:r>
+      <w:r>
+        <w:rPr>
+          <w:rStyle w:val="OperatorTok"/>
+        </w:rPr>
+        <w:t xml:space="preserve">=</w:t>
+      </w:r>
+      <w:r>
+        <w:rPr>
+          <w:rStyle w:val="NormalTok"/>
+        </w:rPr>
+        <w:t xml:space="preserve"> </w:t>
+      </w:r>
+      <w:r>
+        <w:rPr>
+          <w:rStyle w:val="BuiltInTok"/>
+        </w:rPr>
+        <w:t xml:space="preserve">int</w:t>
+      </w:r>
+      <w:r>
+        <w:rPr>
+          <w:rStyle w:val="NormalTok"/>
+        </w:rPr>
+        <w:t xml:space="preserve">(numero1)</w:t>
+      </w:r>
+      <w:r>
+        <w:br/>
+      </w:r>
+      <w:r>
+        <w:rPr>
+          <w:rStyle w:val="NormalTok"/>
+        </w:rPr>
+        <w:t xml:space="preserve">numero2 </w:t>
+      </w:r>
+      <w:r>
+        <w:rPr>
+          <w:rStyle w:val="OperatorTok"/>
+        </w:rPr>
+        <w:t xml:space="preserve">=</w:t>
+      </w:r>
+      <w:r>
+        <w:rPr>
+          <w:rStyle w:val="NormalTok"/>
+        </w:rPr>
+        <w:t xml:space="preserve"> </w:t>
+      </w:r>
+      <w:r>
+        <w:rPr>
+          <w:rStyle w:val="BuiltInTok"/>
+        </w:rPr>
+        <w:t xml:space="preserve">int</w:t>
+      </w:r>
+      <w:r>
+        <w:rPr>
+          <w:rStyle w:val="NormalTok"/>
+        </w:rPr>
+        <w:t xml:space="preserve">(numero2)</w:t>
+      </w:r>
+      <w:r>
+        <w:br/>
+      </w:r>
+      <w:r>
+        <w:br/>
+      </w:r>
+      <w:r>
+        <w:rPr>
+          <w:rStyle w:val="NormalTok"/>
+        </w:rPr>
+        <w:t xml:space="preserve">soma </w:t>
+      </w:r>
+      <w:r>
+        <w:rPr>
+          <w:rStyle w:val="OperatorTok"/>
+        </w:rPr>
+        <w:t xml:space="preserve">=</w:t>
+      </w:r>
+      <w:r>
+        <w:rPr>
+          <w:rStyle w:val="NormalTok"/>
+        </w:rPr>
+        <w:t xml:space="preserve"> numero1 </w:t>
+      </w:r>
+      <w:r>
+        <w:rPr>
+          <w:rStyle w:val="OperatorTok"/>
+        </w:rPr>
+        <w:t xml:space="preserve">+</w:t>
+      </w:r>
+      <w:r>
+        <w:rPr>
+          <w:rStyle w:val="NormalTok"/>
+        </w:rPr>
+        <w:t xml:space="preserve"> numero2</w:t>
+      </w:r>
+      <w:r>
+        <w:br/>
+      </w:r>
+      <w:r>
+        <w:br/>
+      </w:r>
+      <w:r>
+        <w:rPr>
+          <w:rStyle w:val="BuiltInTok"/>
+        </w:rPr>
         <w:t xml:space="preserve">print</w:t>
       </w:r>
       <w:r>
@@ -1006,118 +4638,13 @@
         <w:rPr>
           <w:rStyle w:val="StringTok"/>
         </w:rPr>
-        <w:t xml:space="preserve">"10 está na lista?"</w:t>
-      </w:r>
-      <w:r>
-        <w:rPr>
-          <w:rStyle w:val="NormalTok"/>
-        </w:rPr>
-        <w:t xml:space="preserve">, </w:t>
-      </w:r>
-      <w:r>
-        <w:rPr>
-          <w:rStyle w:val="DecValTok"/>
-        </w:rPr>
-        <w:t xml:space="preserve">10</w:t>
-      </w:r>
-      <w:r>
-        <w:rPr>
-          <w:rStyle w:val="NormalTok"/>
-        </w:rPr>
-        <w:t xml:space="preserve"> </w:t>
-      </w:r>
-      <w:r>
-        <w:rPr>
-          <w:rStyle w:val="KeywordTok"/>
-        </w:rPr>
-        <w:t xml:space="preserve">in</w:t>
-      </w:r>
-      <w:r>
-        <w:rPr>
-          <w:rStyle w:val="NormalTok"/>
-        </w:rPr>
-        <w:t xml:space="preserve"> lista1)</w:t>
-      </w:r>
-      <w:r>
-        <w:br/>
-      </w:r>
-      <w:r>
-        <w:br/>
-      </w:r>
-      <w:r>
-        <w:rPr>
-          <w:rStyle w:val="BuiltInTok"/>
-        </w:rPr>
-        <w:t xml:space="preserve">print</w:t>
-      </w:r>
-      <w:r>
-        <w:rPr>
-          <w:rStyle w:val="NormalTok"/>
-        </w:rPr>
-        <w:t xml:space="preserve">(</w:t>
-      </w:r>
-      <w:r>
-        <w:rPr>
-          <w:rStyle w:val="StringTok"/>
-        </w:rPr>
-        <w:t xml:space="preserve">"lista1 é lista2?"</w:t>
-      </w:r>
-      <w:r>
-        <w:rPr>
-          <w:rStyle w:val="NormalTok"/>
-        </w:rPr>
-        <w:t xml:space="preserve">, lista1 </w:t>
-      </w:r>
-      <w:r>
-        <w:rPr>
-          <w:rStyle w:val="KeywordTok"/>
-        </w:rPr>
-        <w:t xml:space="preserve">is</w:t>
-      </w:r>
-      <w:r>
-        <w:rPr>
-          <w:rStyle w:val="NormalTok"/>
-        </w:rPr>
-        <w:t xml:space="preserve"> lista2)</w:t>
-      </w:r>
-      <w:r>
-        <w:br/>
-      </w:r>
-      <w:r>
-        <w:rPr>
-          <w:rStyle w:val="BuiltInTok"/>
-        </w:rPr>
-        <w:t xml:space="preserve">print</w:t>
-      </w:r>
-      <w:r>
-        <w:rPr>
-          <w:rStyle w:val="NormalTok"/>
-        </w:rPr>
-        <w:t xml:space="preserve">(</w:t>
-      </w:r>
-      <w:r>
-        <w:rPr>
-          <w:rStyle w:val="StringTok"/>
-        </w:rPr>
-        <w:t xml:space="preserve">"lista1 é lista3?"</w:t>
-      </w:r>
-      <w:r>
-        <w:rPr>
-          <w:rStyle w:val="NormalTok"/>
-        </w:rPr>
-        <w:t xml:space="preserve">, lista1 </w:t>
-      </w:r>
-      <w:r>
-        <w:rPr>
-          <w:rStyle w:val="KeywordTok"/>
-        </w:rPr>
-        <w:t xml:space="preserve">is</w:t>
-      </w:r>
-      <w:r>
-        <w:rPr>
-          <w:rStyle w:val="NormalTok"/>
-        </w:rPr>
-        <w:t xml:space="preserve"> lista3)</w:t>
+        <w:t xml:space="preserve">"A soma é:"</w:t>
+      </w:r>
+      <w:r>
+        <w:rPr>
+          <w:rStyle w:val="NormalTok"/>
+        </w:rPr>
+        <w:t xml:space="preserve">, soma)</w:t>
       </w:r>
     </w:p>
     <w:p>
@@ -1125,421 +4652,45 @@
         <w:pStyle w:val="FirstParagraph"/>
       </w:pPr>
       <w:r>
-        <w:t xml:space="preserve">Saida</w:t>
-      </w:r>
-    </w:p>
-    <w:p>
-      <w:pPr>
-        <w:pStyle w:val="SourceCode"/>
-      </w:pPr>
-      <w:r>
-        <w:rPr>
-          <w:rStyle w:val="VerbatimChar"/>
-        </w:rPr>
-        <w:t xml:space="preserve">10 está na lista? True</w:t>
-      </w:r>
-      <w:r>
-        <w:br/>
-      </w:r>
-      <w:r>
-        <w:rPr>
-          <w:rStyle w:val="VerbatimChar"/>
-        </w:rPr>
-        <w:t xml:space="preserve">lista1 é lista2? True</w:t>
-      </w:r>
-      <w:r>
-        <w:br/>
-      </w:r>
-      <w:r>
-        <w:rPr>
-          <w:rStyle w:val="VerbatimChar"/>
-        </w:rPr>
-        <w:t xml:space="preserve">lista1 é lista3? False</w:t>
-      </w:r>
-    </w:p>
-    <w:bookmarkEnd w:id="22"/>
-    <w:bookmarkEnd w:id="23"/>
-    <w:bookmarkStart w:id="31" w:name="exercícios-propostos"/>
-    <w:p>
-      <w:pPr>
-        <w:pStyle w:val="Heading3"/>
-      </w:pPr>
-      <w:r>
-        <w:t xml:space="preserve">Exercícios Propostos</w:t>
-      </w:r>
-    </w:p>
-    <w:bookmarkStart w:id="24" w:name="exercício-1-operações-básicas"/>
-    <w:p>
-      <w:pPr>
-        <w:pStyle w:val="Heading4"/>
-      </w:pPr>
-      <w:r>
-        <w:t xml:space="preserve">Exercício 1 — Operações Básicas</w:t>
-      </w:r>
-    </w:p>
-    <w:p>
-      <w:pPr>
-        <w:pStyle w:val="FirstParagraph"/>
-      </w:pPr>
-      <w:r>
-        <w:t xml:space="preserve">Leia dois números e mostre:</w:t>
-      </w:r>
-    </w:p>
-    <w:p>
-      <w:pPr>
-        <w:pStyle w:val="Compact"/>
+        <w:t xml:space="preserve">Aqui utilizamos:</w:t>
+      </w:r>
+    </w:p>
+    <w:p>
+      <w:pPr>
         <w:numPr>
           <w:ilvl w:val="0"/>
           <w:numId w:val="1004"/>
         </w:numPr>
       </w:pPr>
       <w:r>
-        <w:t xml:space="preserve">Soma</w:t>
-      </w:r>
-    </w:p>
-    <w:p>
-      <w:pPr>
-        <w:pStyle w:val="Compact"/>
+        <w:t xml:space="preserve">input() → leitura de dados</w:t>
+      </w:r>
+    </w:p>
+    <w:p>
+      <w:pPr>
         <w:numPr>
           <w:ilvl w:val="0"/>
           <w:numId w:val="1004"/>
         </w:numPr>
       </w:pPr>
       <w:r>
-        <w:t xml:space="preserve">Subtração</w:t>
-      </w:r>
-    </w:p>
-    <w:p>
-      <w:pPr>
-        <w:pStyle w:val="Compact"/>
+        <w:t xml:space="preserve">int() → conversão de tipo</w:t>
+      </w:r>
+    </w:p>
+    <w:p>
+      <w:pPr>
         <w:numPr>
           <w:ilvl w:val="0"/>
           <w:numId w:val="1004"/>
         </w:numPr>
       </w:pPr>
       <w:r>
-        <w:t xml:space="preserve">Resto da divisão</w:t>
-      </w:r>
-    </w:p>
-    <w:p>
-      <w:r>
-        <w:pict>
-          <v:rect style="width:0;height:1.5pt" o:hralign="center" o:hrstd="t" o:hr="t"/>
-        </w:pict>
-      </w:r>
-    </w:p>
-    <w:bookmarkEnd w:id="24"/>
-    <w:bookmarkStart w:id="25" w:name="exercício-2-comparação-de-números"/>
-    <w:p>
-      <w:pPr>
-        <w:pStyle w:val="Heading4"/>
-      </w:pPr>
-      <w:r>
-        <w:t xml:space="preserve">Exercício 2 — Comparação de Números</w:t>
-      </w:r>
-    </w:p>
-    <w:p>
-      <w:pPr>
-        <w:pStyle w:val="FirstParagraph"/>
-      </w:pPr>
-      <w:r>
-        <w:t xml:space="preserve">Leia dois números e informe:</w:t>
-      </w:r>
-    </w:p>
-    <w:p>
-      <w:pPr>
-        <w:pStyle w:val="Compact"/>
-        <w:numPr>
-          <w:ilvl w:val="0"/>
-          <w:numId w:val="1005"/>
-        </w:numPr>
-      </w:pPr>
-      <w:r>
-        <w:t xml:space="preserve">Se são iguais</w:t>
-      </w:r>
-    </w:p>
-    <w:p>
-      <w:pPr>
-        <w:pStyle w:val="Compact"/>
-        <w:numPr>
-          <w:ilvl w:val="0"/>
-          <w:numId w:val="1005"/>
-        </w:numPr>
-      </w:pPr>
-      <w:r>
-        <w:t xml:space="preserve">Qual é o maior</w:t>
-      </w:r>
-    </w:p>
-    <w:p>
-      <w:r>
-        <w:pict>
-          <v:rect style="width:0;height:1.5pt" o:hralign="center" o:hrstd="t" o:hr="t"/>
-        </w:pict>
-      </w:r>
-    </w:p>
-    <w:bookmarkEnd w:id="25"/>
-    <w:bookmarkStart w:id="26" w:name="exercício-3-verificação-de-intervalo"/>
-    <w:p>
-      <w:pPr>
-        <w:pStyle w:val="Heading4"/>
-      </w:pPr>
-      <w:r>
-        <w:t xml:space="preserve">Exercício 3 — Verificação de Intervalo</w:t>
-      </w:r>
-    </w:p>
-    <w:p>
-      <w:pPr>
-        <w:pStyle w:val="FirstParagraph"/>
-      </w:pPr>
-      <w:r>
-        <w:t xml:space="preserve">Leia um número e verifique se ele está entre</w:t>
-      </w:r>
-      <w:r>
-        <w:t xml:space="preserve"> </w:t>
-      </w:r>
-      <w:r>
-        <w:rPr>
-          <w:b/>
-          <w:bCs/>
-        </w:rPr>
-        <w:t xml:space="preserve">10 e 50</w:t>
-      </w:r>
-      <w:r>
-        <w:t xml:space="preserve">.</w:t>
-      </w:r>
-    </w:p>
-    <w:p>
-      <w:r>
-        <w:pict>
-          <v:rect style="width:0;height:1.5pt" o:hralign="center" o:hrstd="t" o:hr="t"/>
-        </w:pict>
-      </w:r>
-    </w:p>
-    <w:bookmarkEnd w:id="26"/>
-    <w:bookmarkStart w:id="27" w:name="exercício-4-operadores-lógicos"/>
-    <w:p>
-      <w:pPr>
-        <w:pStyle w:val="Heading4"/>
-      </w:pPr>
-      <w:r>
-        <w:t xml:space="preserve">Exercício 4 — Operadores Lógicos</w:t>
-      </w:r>
-    </w:p>
-    <w:p>
-      <w:pPr>
-        <w:pStyle w:val="FirstParagraph"/>
-      </w:pPr>
-      <w:r>
-        <w:t xml:space="preserve">Leia a idade e informe se a pessoa:</w:t>
-      </w:r>
-    </w:p>
-    <w:p>
-      <w:pPr>
-        <w:pStyle w:val="Compact"/>
-        <w:numPr>
-          <w:ilvl w:val="0"/>
-          <w:numId w:val="1006"/>
-        </w:numPr>
-      </w:pPr>
-      <w:r>
-        <w:t xml:space="preserve">É maior de idade (≥18)</w:t>
-      </w:r>
-    </w:p>
-    <w:p>
-      <w:pPr>
-        <w:pStyle w:val="Compact"/>
-        <w:numPr>
-          <w:ilvl w:val="0"/>
-          <w:numId w:val="1006"/>
-        </w:numPr>
-      </w:pPr>
-      <w:r>
-        <w:t xml:space="preserve">É idosa (≥60)</w:t>
-      </w:r>
-    </w:p>
-    <w:p>
-      <w:r>
-        <w:pict>
-          <v:rect style="width:0;height:1.5pt" o:hralign="center" o:hrstd="t" o:hr="t"/>
-        </w:pict>
-      </w:r>
-    </w:p>
-    <w:bookmarkEnd w:id="27"/>
-    <w:bookmarkStart w:id="28" w:name="exercício-5-type-casting"/>
-    <w:p>
-      <w:pPr>
-        <w:pStyle w:val="Heading4"/>
-      </w:pPr>
-      <w:r>
-        <w:t xml:space="preserve">Exercício 5 — Type Casting</w:t>
-      </w:r>
-    </w:p>
-    <w:p>
-      <w:pPr>
-        <w:pStyle w:val="FirstParagraph"/>
-      </w:pPr>
-      <w:r>
-        <w:t xml:space="preserve">Leia um número decimal (string), converta para:</w:t>
-      </w:r>
-    </w:p>
-    <w:p>
-      <w:pPr>
-        <w:pStyle w:val="Compact"/>
-        <w:numPr>
-          <w:ilvl w:val="0"/>
-          <w:numId w:val="1007"/>
-        </w:numPr>
-      </w:pPr>
-      <w:r>
-        <w:t xml:space="preserve">float</w:t>
-      </w:r>
-    </w:p>
-    <w:p>
-      <w:pPr>
-        <w:pStyle w:val="Compact"/>
-        <w:numPr>
-          <w:ilvl w:val="0"/>
-          <w:numId w:val="1007"/>
-        </w:numPr>
-      </w:pPr>
-      <w:r>
-        <w:t xml:space="preserve">int</w:t>
-      </w:r>
-    </w:p>
-    <w:p>
-      <w:pPr>
-        <w:pStyle w:val="FirstParagraph"/>
-      </w:pPr>
-      <w:r>
-        <w:t xml:space="preserve">Mostre ambos os resultados.</w:t>
-      </w:r>
-    </w:p>
-    <w:p>
-      <w:r>
-        <w:pict>
-          <v:rect style="width:0;height:1.5pt" o:hralign="center" o:hrstd="t" o:hr="t"/>
-        </w:pict>
-      </w:r>
-    </w:p>
-    <w:bookmarkEnd w:id="28"/>
-    <w:bookmarkStart w:id="29" w:name="exercício-6-associação-em-lista"/>
-    <w:p>
-      <w:pPr>
-        <w:pStyle w:val="Heading4"/>
-      </w:pPr>
-      <w:r>
-        <w:t xml:space="preserve">Exercício 6 — Associação em Lista</w:t>
-      </w:r>
-    </w:p>
-    <w:p>
-      <w:pPr>
-        <w:pStyle w:val="FirstParagraph"/>
-      </w:pPr>
-      <w:r>
-        <w:t xml:space="preserve">Crie uma lista com 5 números digitados pelo usuário e verifique se o número</w:t>
-      </w:r>
-      <w:r>
-        <w:t xml:space="preserve"> </w:t>
-      </w:r>
-      <w:r>
-        <w:rPr>
-          <w:b/>
-          <w:bCs/>
-        </w:rPr>
-        <w:t xml:space="preserve">25</w:t>
-      </w:r>
-      <w:r>
-        <w:t xml:space="preserve"> </w:t>
-      </w:r>
-      <w:r>
-        <w:t xml:space="preserve">está presente.</w:t>
-      </w:r>
-    </w:p>
-    <w:p>
-      <w:r>
-        <w:pict>
-          <v:rect style="width:0;height:1.5pt" o:hralign="center" o:hrstd="t" o:hr="t"/>
-        </w:pict>
-      </w:r>
-    </w:p>
-    <w:bookmarkEnd w:id="29"/>
-    <w:bookmarkStart w:id="30" w:name="exercício-7-identidade-vs-igualdade"/>
-    <w:p>
-      <w:pPr>
-        <w:pStyle w:val="Heading4"/>
-      </w:pPr>
-      <w:r>
-        <w:t xml:space="preserve">Exercício 7 — Identidade vs Igualdade</w:t>
-      </w:r>
-    </w:p>
-    <w:p>
-      <w:pPr>
-        <w:pStyle w:val="FirstParagraph"/>
-      </w:pPr>
-      <w:r>
-        <w:t xml:space="preserve">Crie duas listas iguais e:</w:t>
-      </w:r>
-    </w:p>
-    <w:p>
-      <w:pPr>
-        <w:pStyle w:val="Compact"/>
-        <w:numPr>
-          <w:ilvl w:val="0"/>
-          <w:numId w:val="1008"/>
-        </w:numPr>
-      </w:pPr>
-      <w:r>
-        <w:t xml:space="preserve">Compare com</w:t>
-      </w:r>
-      <w:r>
-        <w:t xml:space="preserve"> </w:t>
-      </w:r>
-      <w:r>
-        <w:rPr>
-          <w:rStyle w:val="VerbatimChar"/>
-        </w:rPr>
-        <w:t xml:space="preserve">==</w:t>
-      </w:r>
-    </w:p>
-    <w:p>
-      <w:pPr>
-        <w:pStyle w:val="Compact"/>
-        <w:numPr>
-          <w:ilvl w:val="0"/>
-          <w:numId w:val="1008"/>
-        </w:numPr>
-      </w:pPr>
-      <w:r>
-        <w:t xml:space="preserve">Compare com</w:t>
-      </w:r>
-      <w:r>
-        <w:t xml:space="preserve"> </w:t>
-      </w:r>
-      <w:r>
-        <w:rPr>
-          <w:rStyle w:val="VerbatimChar"/>
-        </w:rPr>
-        <w:t xml:space="preserve">is</w:t>
-      </w:r>
-    </w:p>
-    <w:p>
-      <w:pPr>
-        <w:pStyle w:val="FirstParagraph"/>
-      </w:pPr>
-      <w:r>
-        <w:t xml:space="preserve">Explique o resultado.</w:t>
-      </w:r>
-    </w:p>
-    <w:p>
-      <w:r>
-        <w:pict>
-          <v:rect style="width:0;height:1.5pt" o:hralign="center" o:hrstd="t" o:hr="t"/>
-        </w:pict>
-      </w:r>
-    </w:p>
-    <w:bookmarkEnd w:id="30"/>
-    <w:bookmarkEnd w:id="31"/>
-    <w:bookmarkEnd w:id="32"/>
+        <w:t xml:space="preserve">+ → operador aritmético</w:t>
+      </w:r>
+    </w:p>
+    <w:bookmarkEnd w:id="34"/>
+    <w:bookmarkEnd w:id="35"/>
+    <w:bookmarkEnd w:id="36"/>
     <w:sectPr>
       <w:footnotePr>
         <w:numRestart w:val="eachSect"/>
@@ -1766,18 +4917,6 @@
     <w:abstractNumId w:val="991"/>
   </w:num>
   <w:num w:numId="1004">
-    <w:abstractNumId w:val="991"/>
-  </w:num>
-  <w:num w:numId="1005">
-    <w:abstractNumId w:val="991"/>
-  </w:num>
-  <w:num w:numId="1006">
-    <w:abstractNumId w:val="991"/>
-  </w:num>
-  <w:num w:numId="1007">
-    <w:abstractNumId w:val="991"/>
-  </w:num>
-  <w:num w:numId="1008">
     <w:abstractNumId w:val="991"/>
   </w:num>
 </w:numbering>
